--- a/docs/reference-forms/output/TAI-FORM-P-18-blank.docx
+++ b/docs/reference-forms/output/TAI-FORM-P-18-blank.docx
@@ -51,7 +51,7 @@
                 <w:sz w:val="32"/>
                 <w:szCs w:val="32"/>
               </w:rPr>
-              <w:t xml:space="preserve">안전순회점검 결과 기록서</w:t>
+              <w:t xml:space="preserve">협력업체 일일 작업·위험정보 공유표</w:t>
             </w:r>
           </w:p>
         </w:tc>
@@ -146,7 +146,7 @@
                 <w:sz w:val="20"/>
                 <w:szCs w:val="20"/>
               </w:rPr>
-              <w:t xml:space="preserve">점검일: </w:t>
+              <w:t xml:space="preserve">날짜: </w:t>
             </w:r>
           </w:p>
         </w:tc>
@@ -183,7 +183,7 @@
                 <w:sz w:val="20"/>
                 <w:szCs w:val="20"/>
               </w:rPr>
-              <w:t xml:space="preserve">점검자: </w:t>
+              <w:t xml:space="preserve">담당자: </w:t>
             </w:r>
           </w:p>
         </w:tc>
@@ -215,7 +215,7 @@
                 <w:sz w:val="20"/>
                 <w:szCs w:val="20"/>
               </w:rPr>
-              <w:t xml:space="preserve">점검 구역: </w:t>
+              <w:t xml:space="preserve"/>
             </w:r>
           </w:p>
         </w:tc>
@@ -243,10 +243,10 @@
         <w:tblLayout w:type="fixed"/>
       </w:tblPr>
       <w:tblGrid>
-        <w:gridCol w:w="2607"/>
-        <w:gridCol w:w="3061"/>
         <w:gridCol w:w="2494"/>
-        <w:gridCol w:w="1474"/>
+        <w:gridCol w:w="2381"/>
+        <w:gridCol w:w="2834"/>
+        <w:gridCol w:w="1927"/>
       </w:tblGrid>
       <w:tr>
         <w:trPr>
@@ -255,7 +255,7 @@
         </w:trPr>
         <w:tc>
           <w:tcPr>
-            <w:tcW w:type="dxa" w:w="2607"/>
+            <w:tcW w:type="dxa" w:w="2494"/>
             <w:tcBorders>
               <w:top w:val="single" w:color="000000" w:sz="4"/>
               <w:left w:val="single" w:color="000000" w:sz="4"/>
@@ -283,13 +283,13 @@
                 <w:sz w:val="20"/>
                 <w:szCs w:val="20"/>
               </w:rPr>
-              <w:t xml:space="preserve">점검 장소/공정</w:t>
-            </w:r>
-          </w:p>
-        </w:tc>
-        <w:tc>
-          <w:tcPr>
-            <w:tcW w:type="dxa" w:w="3061"/>
+              <w:t xml:space="preserve">작업구역/내용</w:t>
+            </w:r>
+          </w:p>
+        </w:tc>
+        <w:tc>
+          <w:tcPr>
+            <w:tcW w:type="dxa" w:w="2381"/>
             <w:tcBorders>
               <w:top w:val="single" w:color="000000" w:sz="4"/>
               <w:left w:val="single" w:color="000000" w:sz="4"/>
@@ -317,13 +317,13 @@
                 <w:sz w:val="20"/>
                 <w:szCs w:val="20"/>
               </w:rPr>
-              <w:t xml:space="preserve">발견 사항(입력)</w:t>
-            </w:r>
-          </w:p>
-        </w:tc>
-        <w:tc>
-          <w:tcPr>
-            <w:tcW w:type="dxa" w:w="2494"/>
+              <w:t xml:space="preserve">동시작업 현황</w:t>
+            </w:r>
+          </w:p>
+        </w:tc>
+        <w:tc>
+          <w:tcPr>
+            <w:tcW w:type="dxa" w:w="2834"/>
             <w:tcBorders>
               <w:top w:val="single" w:color="000000" w:sz="4"/>
               <w:left w:val="single" w:color="000000" w:sz="4"/>
@@ -351,13 +351,13 @@
                 <w:sz w:val="20"/>
                 <w:szCs w:val="20"/>
               </w:rPr>
-              <w:t xml:space="preserve">개선 조치(입력)</w:t>
-            </w:r>
-          </w:p>
-        </w:tc>
-        <w:tc>
-          <w:tcPr>
-            <w:tcW w:type="dxa" w:w="1474"/>
+              <w:t xml:space="preserve">위험정보(입력)</w:t>
+            </w:r>
+          </w:p>
+        </w:tc>
+        <w:tc>
+          <w:tcPr>
+            <w:tcW w:type="dxa" w:w="1927"/>
             <w:tcBorders>
               <w:top w:val="single" w:color="000000" w:sz="4"/>
               <w:left w:val="single" w:color="000000" w:sz="4"/>
@@ -385,18 +385,18 @@
                 <w:sz w:val="20"/>
                 <w:szCs w:val="20"/>
               </w:rPr>
-              <w:t xml:space="preserve">완료일(입력)</w:t>
+              <w:t xml:space="preserve">조정 결과(입력)</w:t>
             </w:r>
           </w:p>
         </w:tc>
       </w:tr>
       <w:tr>
         <w:trPr>
-          <w:trHeight w:val="566" w:hRule="atLeast"/>
+          <w:trHeight w:val="510" w:hRule="atLeast"/>
         </w:trPr>
         <w:tc>
           <w:tcPr>
-            <w:tcW w:type="dxa" w:w="2607"/>
+            <w:tcW w:type="dxa" w:w="2494"/>
             <w:tcBorders>
               <w:top w:val="single" w:color="000000" w:sz="4"/>
               <w:left w:val="single" w:color="000000" w:sz="4"/>
@@ -428,7 +428,7 @@
         </w:tc>
         <w:tc>
           <w:tcPr>
-            <w:tcW w:type="dxa" w:w="3061"/>
+            <w:tcW w:type="dxa" w:w="2381"/>
             <w:tcBorders>
               <w:top w:val="single" w:color="000000" w:sz="4"/>
               <w:left w:val="single" w:color="000000" w:sz="4"/>
@@ -460,7 +460,7 @@
         </w:tc>
         <w:tc>
           <w:tcPr>
-            <w:tcW w:type="dxa" w:w="2494"/>
+            <w:tcW w:type="dxa" w:w="2834"/>
             <w:tcBorders>
               <w:top w:val="single" w:color="000000" w:sz="4"/>
               <w:left w:val="single" w:color="000000" w:sz="4"/>
@@ -492,7 +492,7 @@
         </w:tc>
         <w:tc>
           <w:tcPr>
-            <w:tcW w:type="dxa" w:w="1474"/>
+            <w:tcW w:type="dxa" w:w="1927"/>
             <w:tcBorders>
               <w:top w:val="single" w:color="000000" w:sz="4"/>
               <w:left w:val="single" w:color="000000" w:sz="4"/>
@@ -525,11 +525,11 @@
       </w:tr>
       <w:tr>
         <w:trPr>
-          <w:trHeight w:val="566" w:hRule="atLeast"/>
+          <w:trHeight w:val="510" w:hRule="atLeast"/>
         </w:trPr>
         <w:tc>
           <w:tcPr>
-            <w:tcW w:type="dxa" w:w="2607"/>
+            <w:tcW w:type="dxa" w:w="2494"/>
             <w:tcBorders>
               <w:top w:val="single" w:color="000000" w:sz="4"/>
               <w:left w:val="single" w:color="000000" w:sz="4"/>
@@ -561,7 +561,7 @@
         </w:tc>
         <w:tc>
           <w:tcPr>
-            <w:tcW w:type="dxa" w:w="3061"/>
+            <w:tcW w:type="dxa" w:w="2381"/>
             <w:tcBorders>
               <w:top w:val="single" w:color="000000" w:sz="4"/>
               <w:left w:val="single" w:color="000000" w:sz="4"/>
@@ -593,7 +593,7 @@
         </w:tc>
         <w:tc>
           <w:tcPr>
-            <w:tcW w:type="dxa" w:w="2494"/>
+            <w:tcW w:type="dxa" w:w="2834"/>
             <w:tcBorders>
               <w:top w:val="single" w:color="000000" w:sz="4"/>
               <w:left w:val="single" w:color="000000" w:sz="4"/>
@@ -625,7 +625,7 @@
         </w:tc>
         <w:tc>
           <w:tcPr>
-            <w:tcW w:type="dxa" w:w="1474"/>
+            <w:tcW w:type="dxa" w:w="1927"/>
             <w:tcBorders>
               <w:top w:val="single" w:color="000000" w:sz="4"/>
               <w:left w:val="single" w:color="000000" w:sz="4"/>
@@ -658,11 +658,11 @@
       </w:tr>
       <w:tr>
         <w:trPr>
-          <w:trHeight w:val="566" w:hRule="atLeast"/>
+          <w:trHeight w:val="510" w:hRule="atLeast"/>
         </w:trPr>
         <w:tc>
           <w:tcPr>
-            <w:tcW w:type="dxa" w:w="2607"/>
+            <w:tcW w:type="dxa" w:w="2494"/>
             <w:tcBorders>
               <w:top w:val="single" w:color="000000" w:sz="4"/>
               <w:left w:val="single" w:color="000000" w:sz="4"/>
@@ -694,7 +694,7 @@
         </w:tc>
         <w:tc>
           <w:tcPr>
-            <w:tcW w:type="dxa" w:w="3061"/>
+            <w:tcW w:type="dxa" w:w="2381"/>
             <w:tcBorders>
               <w:top w:val="single" w:color="000000" w:sz="4"/>
               <w:left w:val="single" w:color="000000" w:sz="4"/>
@@ -726,7 +726,7 @@
         </w:tc>
         <w:tc>
           <w:tcPr>
-            <w:tcW w:type="dxa" w:w="2494"/>
+            <w:tcW w:type="dxa" w:w="2834"/>
             <w:tcBorders>
               <w:top w:val="single" w:color="000000" w:sz="4"/>
               <w:left w:val="single" w:color="000000" w:sz="4"/>
@@ -758,7 +758,7 @@
         </w:tc>
         <w:tc>
           <w:tcPr>
-            <w:tcW w:type="dxa" w:w="1474"/>
+            <w:tcW w:type="dxa" w:w="1927"/>
             <w:tcBorders>
               <w:top w:val="single" w:color="000000" w:sz="4"/>
               <w:left w:val="single" w:color="000000" w:sz="4"/>
@@ -791,11 +791,11 @@
       </w:tr>
       <w:tr>
         <w:trPr>
-          <w:trHeight w:val="566" w:hRule="atLeast"/>
+          <w:trHeight w:val="510" w:hRule="atLeast"/>
         </w:trPr>
         <w:tc>
           <w:tcPr>
-            <w:tcW w:type="dxa" w:w="2607"/>
+            <w:tcW w:type="dxa" w:w="2494"/>
             <w:tcBorders>
               <w:top w:val="single" w:color="000000" w:sz="4"/>
               <w:left w:val="single" w:color="000000" w:sz="4"/>
@@ -827,7 +827,7 @@
         </w:tc>
         <w:tc>
           <w:tcPr>
-            <w:tcW w:type="dxa" w:w="3061"/>
+            <w:tcW w:type="dxa" w:w="2381"/>
             <w:tcBorders>
               <w:top w:val="single" w:color="000000" w:sz="4"/>
               <w:left w:val="single" w:color="000000" w:sz="4"/>
@@ -859,7 +859,7 @@
         </w:tc>
         <w:tc>
           <w:tcPr>
-            <w:tcW w:type="dxa" w:w="2494"/>
+            <w:tcW w:type="dxa" w:w="2834"/>
             <w:tcBorders>
               <w:top w:val="single" w:color="000000" w:sz="4"/>
               <w:left w:val="single" w:color="000000" w:sz="4"/>
@@ -891,7 +891,7 @@
         </w:tc>
         <w:tc>
           <w:tcPr>
-            <w:tcW w:type="dxa" w:w="1474"/>
+            <w:tcW w:type="dxa" w:w="1927"/>
             <w:tcBorders>
               <w:top w:val="single" w:color="000000" w:sz="4"/>
               <w:left w:val="single" w:color="000000" w:sz="4"/>
@@ -924,11 +924,11 @@
       </w:tr>
       <w:tr>
         <w:trPr>
-          <w:trHeight w:val="566" w:hRule="atLeast"/>
+          <w:trHeight w:val="510" w:hRule="atLeast"/>
         </w:trPr>
         <w:tc>
           <w:tcPr>
-            <w:tcW w:type="dxa" w:w="2607"/>
+            <w:tcW w:type="dxa" w:w="2494"/>
             <w:tcBorders>
               <w:top w:val="single" w:color="000000" w:sz="4"/>
               <w:left w:val="single" w:color="000000" w:sz="4"/>
@@ -960,7 +960,7 @@
         </w:tc>
         <w:tc>
           <w:tcPr>
-            <w:tcW w:type="dxa" w:w="3061"/>
+            <w:tcW w:type="dxa" w:w="2381"/>
             <w:tcBorders>
               <w:top w:val="single" w:color="000000" w:sz="4"/>
               <w:left w:val="single" w:color="000000" w:sz="4"/>
@@ -992,7 +992,7 @@
         </w:tc>
         <w:tc>
           <w:tcPr>
-            <w:tcW w:type="dxa" w:w="2494"/>
+            <w:tcW w:type="dxa" w:w="2834"/>
             <w:tcBorders>
               <w:top w:val="single" w:color="000000" w:sz="4"/>
               <w:left w:val="single" w:color="000000" w:sz="4"/>
@@ -1024,7 +1024,7 @@
         </w:tc>
         <w:tc>
           <w:tcPr>
-            <w:tcW w:type="dxa" w:w="1474"/>
+            <w:tcW w:type="dxa" w:w="1927"/>
             <w:tcBorders>
               <w:top w:val="single" w:color="000000" w:sz="4"/>
               <w:left w:val="single" w:color="000000" w:sz="4"/>
@@ -1057,11 +1057,11 @@
       </w:tr>
       <w:tr>
         <w:trPr>
-          <w:trHeight w:val="566" w:hRule="atLeast"/>
+          <w:trHeight w:val="510" w:hRule="atLeast"/>
         </w:trPr>
         <w:tc>
           <w:tcPr>
-            <w:tcW w:type="dxa" w:w="2607"/>
+            <w:tcW w:type="dxa" w:w="2494"/>
             <w:tcBorders>
               <w:top w:val="single" w:color="000000" w:sz="4"/>
               <w:left w:val="single" w:color="000000" w:sz="4"/>
@@ -1093,7 +1093,7 @@
         </w:tc>
         <w:tc>
           <w:tcPr>
-            <w:tcW w:type="dxa" w:w="3061"/>
+            <w:tcW w:type="dxa" w:w="2381"/>
             <w:tcBorders>
               <w:top w:val="single" w:color="000000" w:sz="4"/>
               <w:left w:val="single" w:color="000000" w:sz="4"/>
@@ -1125,7 +1125,7 @@
         </w:tc>
         <w:tc>
           <w:tcPr>
-            <w:tcW w:type="dxa" w:w="2494"/>
+            <w:tcW w:type="dxa" w:w="2834"/>
             <w:tcBorders>
               <w:top w:val="single" w:color="000000" w:sz="4"/>
               <w:left w:val="single" w:color="000000" w:sz="4"/>
@@ -1157,7 +1157,7 @@
         </w:tc>
         <w:tc>
           <w:tcPr>
-            <w:tcW w:type="dxa" w:w="1474"/>
+            <w:tcW w:type="dxa" w:w="1927"/>
             <w:tcBorders>
               <w:top w:val="single" w:color="000000" w:sz="4"/>
               <w:left w:val="single" w:color="000000" w:sz="4"/>
@@ -1190,11 +1190,11 @@
       </w:tr>
       <w:tr>
         <w:trPr>
-          <w:trHeight w:val="566" w:hRule="atLeast"/>
+          <w:trHeight w:val="510" w:hRule="atLeast"/>
         </w:trPr>
         <w:tc>
           <w:tcPr>
-            <w:tcW w:type="dxa" w:w="2607"/>
+            <w:tcW w:type="dxa" w:w="2494"/>
             <w:tcBorders>
               <w:top w:val="single" w:color="000000" w:sz="4"/>
               <w:left w:val="single" w:color="000000" w:sz="4"/>
@@ -1226,7 +1226,7 @@
         </w:tc>
         <w:tc>
           <w:tcPr>
-            <w:tcW w:type="dxa" w:w="3061"/>
+            <w:tcW w:type="dxa" w:w="2381"/>
             <w:tcBorders>
               <w:top w:val="single" w:color="000000" w:sz="4"/>
               <w:left w:val="single" w:color="000000" w:sz="4"/>
@@ -1258,7 +1258,7 @@
         </w:tc>
         <w:tc>
           <w:tcPr>
-            <w:tcW w:type="dxa" w:w="2494"/>
+            <w:tcW w:type="dxa" w:w="2834"/>
             <w:tcBorders>
               <w:top w:val="single" w:color="000000" w:sz="4"/>
               <w:left w:val="single" w:color="000000" w:sz="4"/>
@@ -1290,7 +1290,7 @@
         </w:tc>
         <w:tc>
           <w:tcPr>
-            <w:tcW w:type="dxa" w:w="1474"/>
+            <w:tcW w:type="dxa" w:w="1927"/>
             <w:tcBorders>
               <w:top w:val="single" w:color="000000" w:sz="4"/>
               <w:left w:val="single" w:color="000000" w:sz="4"/>
@@ -1323,11 +1323,11 @@
       </w:tr>
       <w:tr>
         <w:trPr>
-          <w:trHeight w:val="566" w:hRule="atLeast"/>
+          <w:trHeight w:val="510" w:hRule="atLeast"/>
         </w:trPr>
         <w:tc>
           <w:tcPr>
-            <w:tcW w:type="dxa" w:w="2607"/>
+            <w:tcW w:type="dxa" w:w="2494"/>
             <w:tcBorders>
               <w:top w:val="single" w:color="000000" w:sz="4"/>
               <w:left w:val="single" w:color="000000" w:sz="4"/>
@@ -1359,7 +1359,7 @@
         </w:tc>
         <w:tc>
           <w:tcPr>
-            <w:tcW w:type="dxa" w:w="3061"/>
+            <w:tcW w:type="dxa" w:w="2381"/>
             <w:tcBorders>
               <w:top w:val="single" w:color="000000" w:sz="4"/>
               <w:left w:val="single" w:color="000000" w:sz="4"/>
@@ -1391,7 +1391,7 @@
         </w:tc>
         <w:tc>
           <w:tcPr>
-            <w:tcW w:type="dxa" w:w="2494"/>
+            <w:tcW w:type="dxa" w:w="2834"/>
             <w:tcBorders>
               <w:top w:val="single" w:color="000000" w:sz="4"/>
               <w:left w:val="single" w:color="000000" w:sz="4"/>
@@ -1423,7 +1423,7 @@
         </w:tc>
         <w:tc>
           <w:tcPr>
-            <w:tcW w:type="dxa" w:w="1474"/>
+            <w:tcW w:type="dxa" w:w="1927"/>
             <w:tcBorders>
               <w:top w:val="single" w:color="000000" w:sz="4"/>
               <w:left w:val="single" w:color="000000" w:sz="4"/>
@@ -1456,11 +1456,11 @@
       </w:tr>
       <w:tr>
         <w:trPr>
-          <w:trHeight w:val="566" w:hRule="atLeast"/>
+          <w:trHeight w:val="510" w:hRule="atLeast"/>
         </w:trPr>
         <w:tc>
           <w:tcPr>
-            <w:tcW w:type="dxa" w:w="2607"/>
+            <w:tcW w:type="dxa" w:w="2494"/>
             <w:tcBorders>
               <w:top w:val="single" w:color="000000" w:sz="4"/>
               <w:left w:val="single" w:color="000000" w:sz="4"/>
@@ -1492,7 +1492,7 @@
         </w:tc>
         <w:tc>
           <w:tcPr>
-            <w:tcW w:type="dxa" w:w="3061"/>
+            <w:tcW w:type="dxa" w:w="2381"/>
             <w:tcBorders>
               <w:top w:val="single" w:color="000000" w:sz="4"/>
               <w:left w:val="single" w:color="000000" w:sz="4"/>
@@ -1524,7 +1524,7 @@
         </w:tc>
         <w:tc>
           <w:tcPr>
-            <w:tcW w:type="dxa" w:w="2494"/>
+            <w:tcW w:type="dxa" w:w="2834"/>
             <w:tcBorders>
               <w:top w:val="single" w:color="000000" w:sz="4"/>
               <w:left w:val="single" w:color="000000" w:sz="4"/>
@@ -1556,7 +1556,7 @@
         </w:tc>
         <w:tc>
           <w:tcPr>
-            <w:tcW w:type="dxa" w:w="1474"/>
+            <w:tcW w:type="dxa" w:w="1927"/>
             <w:tcBorders>
               <w:top w:val="single" w:color="000000" w:sz="4"/>
               <w:left w:val="single" w:color="000000" w:sz="4"/>
@@ -1589,11 +1589,11 @@
       </w:tr>
       <w:tr>
         <w:trPr>
-          <w:trHeight w:val="566" w:hRule="atLeast"/>
+          <w:trHeight w:val="510" w:hRule="atLeast"/>
         </w:trPr>
         <w:tc>
           <w:tcPr>
-            <w:tcW w:type="dxa" w:w="2607"/>
+            <w:tcW w:type="dxa" w:w="2494"/>
             <w:tcBorders>
               <w:top w:val="single" w:color="000000" w:sz="4"/>
               <w:left w:val="single" w:color="000000" w:sz="4"/>
@@ -1625,7 +1625,7 @@
         </w:tc>
         <w:tc>
           <w:tcPr>
-            <w:tcW w:type="dxa" w:w="3061"/>
+            <w:tcW w:type="dxa" w:w="2381"/>
             <w:tcBorders>
               <w:top w:val="single" w:color="000000" w:sz="4"/>
               <w:left w:val="single" w:color="000000" w:sz="4"/>
@@ -1657,6 +1657,75 @@
         </w:tc>
         <w:tc>
           <w:tcPr>
+            <w:tcW w:type="dxa" w:w="2834"/>
+            <w:tcBorders>
+              <w:top w:val="single" w:color="000000" w:sz="4"/>
+              <w:left w:val="single" w:color="000000" w:sz="4"/>
+              <w:bottom w:val="single" w:color="000000" w:sz="4"/>
+              <w:right w:val="single" w:color="000000" w:sz="4"/>
+            </w:tcBorders>
+            <w:shd w:fill="F5F5F5" w:color="auto" w:val="clear"/>
+            <w:tcMar>
+              <w:top w:type="dxa" w:w="170"/>
+              <w:left w:type="dxa" w:w="170"/>
+              <w:bottom w:type="dxa" w:w="170"/>
+              <w:right w:type="dxa" w:w="170"/>
+            </w:tcMar>
+            <w:vAlign w:val="center"/>
+          </w:tcPr>
+          <w:p>
+            <w:pPr>
+              <w:jc w:val="left"/>
+            </w:pPr>
+            <w:r>
+              <w:rPr>
+                <w:rFonts w:ascii="NanumGothic" w:cs="NanumGothic" w:eastAsia="NanumGothic" w:hAnsi="NanumGothic"/>
+                <w:sz w:val="20"/>
+                <w:szCs w:val="20"/>
+              </w:rPr>
+              <w:t xml:space="preserve"/>
+            </w:r>
+          </w:p>
+        </w:tc>
+        <w:tc>
+          <w:tcPr>
+            <w:tcW w:type="dxa" w:w="1927"/>
+            <w:tcBorders>
+              <w:top w:val="single" w:color="000000" w:sz="4"/>
+              <w:left w:val="single" w:color="000000" w:sz="4"/>
+              <w:bottom w:val="single" w:color="000000" w:sz="4"/>
+              <w:right w:val="single" w:color="000000" w:sz="4"/>
+            </w:tcBorders>
+            <w:shd w:fill="F5F5F5" w:color="auto" w:val="clear"/>
+            <w:tcMar>
+              <w:top w:type="dxa" w:w="170"/>
+              <w:left w:type="dxa" w:w="170"/>
+              <w:bottom w:type="dxa" w:w="170"/>
+              <w:right w:type="dxa" w:w="170"/>
+            </w:tcMar>
+            <w:vAlign w:val="center"/>
+          </w:tcPr>
+          <w:p>
+            <w:pPr>
+              <w:jc w:val="left"/>
+            </w:pPr>
+            <w:r>
+              <w:rPr>
+                <w:rFonts w:ascii="NanumGothic" w:cs="NanumGothic" w:eastAsia="NanumGothic" w:hAnsi="NanumGothic"/>
+                <w:sz w:val="20"/>
+                <w:szCs w:val="20"/>
+              </w:rPr>
+              <w:t xml:space="preserve"/>
+            </w:r>
+          </w:p>
+        </w:tc>
+      </w:tr>
+      <w:tr>
+        <w:trPr>
+          <w:trHeight w:val="510" w:hRule="atLeast"/>
+        </w:trPr>
+        <w:tc>
+          <w:tcPr>
             <w:tcW w:type="dxa" w:w="2494"/>
             <w:tcBorders>
               <w:top w:val="single" w:color="000000" w:sz="4"/>
@@ -1664,6 +1733,139 @@
               <w:bottom w:val="single" w:color="000000" w:sz="4"/>
               <w:right w:val="single" w:color="000000" w:sz="4"/>
             </w:tcBorders>
+            <w:shd w:fill="ffffff" w:color="auto" w:val="clear"/>
+            <w:tcMar>
+              <w:top w:type="dxa" w:w="170"/>
+              <w:left w:type="dxa" w:w="170"/>
+              <w:bottom w:type="dxa" w:w="170"/>
+              <w:right w:type="dxa" w:w="170"/>
+            </w:tcMar>
+            <w:vAlign w:val="center"/>
+          </w:tcPr>
+          <w:p>
+            <w:pPr>
+              <w:jc w:val="left"/>
+            </w:pPr>
+            <w:r>
+              <w:rPr>
+                <w:rFonts w:ascii="NanumGothic" w:cs="NanumGothic" w:eastAsia="NanumGothic" w:hAnsi="NanumGothic"/>
+                <w:sz w:val="20"/>
+                <w:szCs w:val="20"/>
+              </w:rPr>
+              <w:t xml:space="preserve"/>
+            </w:r>
+          </w:p>
+        </w:tc>
+        <w:tc>
+          <w:tcPr>
+            <w:tcW w:type="dxa" w:w="2381"/>
+            <w:tcBorders>
+              <w:top w:val="single" w:color="000000" w:sz="4"/>
+              <w:left w:val="single" w:color="000000" w:sz="4"/>
+              <w:bottom w:val="single" w:color="000000" w:sz="4"/>
+              <w:right w:val="single" w:color="000000" w:sz="4"/>
+            </w:tcBorders>
+            <w:shd w:fill="ffffff" w:color="auto" w:val="clear"/>
+            <w:tcMar>
+              <w:top w:type="dxa" w:w="170"/>
+              <w:left w:type="dxa" w:w="170"/>
+              <w:bottom w:type="dxa" w:w="170"/>
+              <w:right w:type="dxa" w:w="170"/>
+            </w:tcMar>
+            <w:vAlign w:val="center"/>
+          </w:tcPr>
+          <w:p>
+            <w:pPr>
+              <w:jc w:val="left"/>
+            </w:pPr>
+            <w:r>
+              <w:rPr>
+                <w:rFonts w:ascii="NanumGothic" w:cs="NanumGothic" w:eastAsia="NanumGothic" w:hAnsi="NanumGothic"/>
+                <w:sz w:val="20"/>
+                <w:szCs w:val="20"/>
+              </w:rPr>
+              <w:t xml:space="preserve"/>
+            </w:r>
+          </w:p>
+        </w:tc>
+        <w:tc>
+          <w:tcPr>
+            <w:tcW w:type="dxa" w:w="2834"/>
+            <w:tcBorders>
+              <w:top w:val="single" w:color="000000" w:sz="4"/>
+              <w:left w:val="single" w:color="000000" w:sz="4"/>
+              <w:bottom w:val="single" w:color="000000" w:sz="4"/>
+              <w:right w:val="single" w:color="000000" w:sz="4"/>
+            </w:tcBorders>
+            <w:shd w:fill="ffffff" w:color="auto" w:val="clear"/>
+            <w:tcMar>
+              <w:top w:type="dxa" w:w="170"/>
+              <w:left w:type="dxa" w:w="170"/>
+              <w:bottom w:type="dxa" w:w="170"/>
+              <w:right w:type="dxa" w:w="170"/>
+            </w:tcMar>
+            <w:vAlign w:val="center"/>
+          </w:tcPr>
+          <w:p>
+            <w:pPr>
+              <w:jc w:val="left"/>
+            </w:pPr>
+            <w:r>
+              <w:rPr>
+                <w:rFonts w:ascii="NanumGothic" w:cs="NanumGothic" w:eastAsia="NanumGothic" w:hAnsi="NanumGothic"/>
+                <w:sz w:val="20"/>
+                <w:szCs w:val="20"/>
+              </w:rPr>
+              <w:t xml:space="preserve"/>
+            </w:r>
+          </w:p>
+        </w:tc>
+        <w:tc>
+          <w:tcPr>
+            <w:tcW w:type="dxa" w:w="1927"/>
+            <w:tcBorders>
+              <w:top w:val="single" w:color="000000" w:sz="4"/>
+              <w:left w:val="single" w:color="000000" w:sz="4"/>
+              <w:bottom w:val="single" w:color="000000" w:sz="4"/>
+              <w:right w:val="single" w:color="000000" w:sz="4"/>
+            </w:tcBorders>
+            <w:shd w:fill="ffffff" w:color="auto" w:val="clear"/>
+            <w:tcMar>
+              <w:top w:type="dxa" w:w="170"/>
+              <w:left w:type="dxa" w:w="170"/>
+              <w:bottom w:type="dxa" w:w="170"/>
+              <w:right w:type="dxa" w:w="170"/>
+            </w:tcMar>
+            <w:vAlign w:val="center"/>
+          </w:tcPr>
+          <w:p>
+            <w:pPr>
+              <w:jc w:val="left"/>
+            </w:pPr>
+            <w:r>
+              <w:rPr>
+                <w:rFonts w:ascii="NanumGothic" w:cs="NanumGothic" w:eastAsia="NanumGothic" w:hAnsi="NanumGothic"/>
+                <w:sz w:val="20"/>
+                <w:szCs w:val="20"/>
+              </w:rPr>
+              <w:t xml:space="preserve"/>
+            </w:r>
+          </w:p>
+        </w:tc>
+      </w:tr>
+      <w:tr>
+        <w:trPr>
+          <w:trHeight w:val="510" w:hRule="atLeast"/>
+        </w:trPr>
+        <w:tc>
+          <w:tcPr>
+            <w:tcW w:type="dxa" w:w="2494"/>
+            <w:tcBorders>
+              <w:top w:val="single" w:color="000000" w:sz="4"/>
+              <w:left w:val="single" w:color="000000" w:sz="4"/>
+              <w:bottom w:val="single" w:color="000000" w:sz="4"/>
+              <w:right w:val="single" w:color="000000" w:sz="4"/>
+            </w:tcBorders>
             <w:shd w:fill="F5F5F5" w:color="auto" w:val="clear"/>
             <w:tcMar>
               <w:top w:type="dxa" w:w="170"/>
@@ -1689,7 +1891,71 @@
         </w:tc>
         <w:tc>
           <w:tcPr>
-            <w:tcW w:type="dxa" w:w="1474"/>
+            <w:tcW w:type="dxa" w:w="2381"/>
+            <w:tcBorders>
+              <w:top w:val="single" w:color="000000" w:sz="4"/>
+              <w:left w:val="single" w:color="000000" w:sz="4"/>
+              <w:bottom w:val="single" w:color="000000" w:sz="4"/>
+              <w:right w:val="single" w:color="000000" w:sz="4"/>
+            </w:tcBorders>
+            <w:shd w:fill="F5F5F5" w:color="auto" w:val="clear"/>
+            <w:tcMar>
+              <w:top w:type="dxa" w:w="170"/>
+              <w:left w:type="dxa" w:w="170"/>
+              <w:bottom w:type="dxa" w:w="170"/>
+              <w:right w:type="dxa" w:w="170"/>
+            </w:tcMar>
+            <w:vAlign w:val="center"/>
+          </w:tcPr>
+          <w:p>
+            <w:pPr>
+              <w:jc w:val="left"/>
+            </w:pPr>
+            <w:r>
+              <w:rPr>
+                <w:rFonts w:ascii="NanumGothic" w:cs="NanumGothic" w:eastAsia="NanumGothic" w:hAnsi="NanumGothic"/>
+                <w:sz w:val="20"/>
+                <w:szCs w:val="20"/>
+              </w:rPr>
+              <w:t xml:space="preserve"/>
+            </w:r>
+          </w:p>
+        </w:tc>
+        <w:tc>
+          <w:tcPr>
+            <w:tcW w:type="dxa" w:w="2834"/>
+            <w:tcBorders>
+              <w:top w:val="single" w:color="000000" w:sz="4"/>
+              <w:left w:val="single" w:color="000000" w:sz="4"/>
+              <w:bottom w:val="single" w:color="000000" w:sz="4"/>
+              <w:right w:val="single" w:color="000000" w:sz="4"/>
+            </w:tcBorders>
+            <w:shd w:fill="F5F5F5" w:color="auto" w:val="clear"/>
+            <w:tcMar>
+              <w:top w:type="dxa" w:w="170"/>
+              <w:left w:type="dxa" w:w="170"/>
+              <w:bottom w:type="dxa" w:w="170"/>
+              <w:right w:type="dxa" w:w="170"/>
+            </w:tcMar>
+            <w:vAlign w:val="center"/>
+          </w:tcPr>
+          <w:p>
+            <w:pPr>
+              <w:jc w:val="left"/>
+            </w:pPr>
+            <w:r>
+              <w:rPr>
+                <w:rFonts w:ascii="NanumGothic" w:cs="NanumGothic" w:eastAsia="NanumGothic" w:hAnsi="NanumGothic"/>
+                <w:sz w:val="20"/>
+                <w:szCs w:val="20"/>
+              </w:rPr>
+              <w:t xml:space="preserve"/>
+            </w:r>
+          </w:p>
+        </w:tc>
+        <w:tc>
+          <w:tcPr>
+            <w:tcW w:type="dxa" w:w="1927"/>
             <w:tcBorders>
               <w:top w:val="single" w:color="000000" w:sz="4"/>
               <w:left w:val="single" w:color="000000" w:sz="4"/>
@@ -1781,7 +2047,7 @@
                 <w:sz w:val="20"/>
                 <w:szCs w:val="20"/>
               </w:rPr>
-              <w:t xml:space="preserve">점검자</w:t>
+              <w:t xml:space="preserve">작성자</w:t>
             </w:r>
           </w:p>
         </w:tc>

--- a/docs/reference-forms/output/TAI-FORM-P-18-blank.docx
+++ b/docs/reference-forms/output/TAI-FORM-P-18-blank.docx
@@ -231,7 +231,7 @@
     </w:p>
     <w:tbl>
       <w:tblPr>
-        <w:tblW w:type="dxa" w:w="9636"/>
+        <w:tblW w:type="dxa" w:w="9634"/>
         <w:tblBorders>
           <w:top w:val="single" w:color="auto" w:sz="4"/>
           <w:left w:val="single" w:color="auto" w:sz="4"/>
@@ -243,10 +243,11 @@
         <w:tblLayout w:type="fixed"/>
       </w:tblPr>
       <w:tblGrid>
-        <w:gridCol w:w="2494"/>
-        <w:gridCol w:w="2381"/>
-        <w:gridCol w:w="2834"/>
+        <w:gridCol w:w="2040"/>
+        <w:gridCol w:w="2040"/>
         <w:gridCol w:w="1927"/>
+        <w:gridCol w:w="2040"/>
+        <w:gridCol w:w="1587"/>
       </w:tblGrid>
       <w:tr>
         <w:trPr>
@@ -255,7 +256,7 @@
         </w:trPr>
         <w:tc>
           <w:tcPr>
-            <w:tcW w:type="dxa" w:w="2494"/>
+            <w:tcW w:type="dxa" w:w="2040"/>
             <w:tcBorders>
               <w:top w:val="single" w:color="000000" w:sz="4"/>
               <w:left w:val="single" w:color="000000" w:sz="4"/>
@@ -283,13 +284,13 @@
                 <w:sz w:val="20"/>
                 <w:szCs w:val="20"/>
               </w:rPr>
-              <w:t xml:space="preserve">작업구역/내용</w:t>
-            </w:r>
-          </w:p>
-        </w:tc>
-        <w:tc>
-          <w:tcPr>
-            <w:tcW w:type="dxa" w:w="2381"/>
+              <w:t xml:space="preserve">협력업체명</w:t>
+            </w:r>
+          </w:p>
+        </w:tc>
+        <w:tc>
+          <w:tcPr>
+            <w:tcW w:type="dxa" w:w="2040"/>
             <w:tcBorders>
               <w:top w:val="single" w:color="000000" w:sz="4"/>
               <w:left w:val="single" w:color="000000" w:sz="4"/>
@@ -317,13 +318,13 @@
                 <w:sz w:val="20"/>
                 <w:szCs w:val="20"/>
               </w:rPr>
-              <w:t xml:space="preserve">동시작업 현황</w:t>
-            </w:r>
-          </w:p>
-        </w:tc>
-        <w:tc>
-          <w:tcPr>
-            <w:tcW w:type="dxa" w:w="2834"/>
+              <w:t xml:space="preserve">작업구역/내용</w:t>
+            </w:r>
+          </w:p>
+        </w:tc>
+        <w:tc>
+          <w:tcPr>
+            <w:tcW w:type="dxa" w:w="1927"/>
             <w:tcBorders>
               <w:top w:val="single" w:color="000000" w:sz="4"/>
               <w:left w:val="single" w:color="000000" w:sz="4"/>
@@ -351,13 +352,47 @@
                 <w:sz w:val="20"/>
                 <w:szCs w:val="20"/>
               </w:rPr>
+              <w:t xml:space="preserve">동시작업 현황</w:t>
+            </w:r>
+          </w:p>
+        </w:tc>
+        <w:tc>
+          <w:tcPr>
+            <w:tcW w:type="dxa" w:w="2040"/>
+            <w:tcBorders>
+              <w:top w:val="single" w:color="000000" w:sz="4"/>
+              <w:left w:val="single" w:color="000000" w:sz="4"/>
+              <w:bottom w:val="single" w:color="000000" w:sz="4"/>
+              <w:right w:val="single" w:color="000000" w:sz="4"/>
+            </w:tcBorders>
+            <w:shd w:fill="E8E8E8" w:color="auto" w:val="clear"/>
+            <w:tcMar>
+              <w:top w:type="dxa" w:w="170"/>
+              <w:left w:type="dxa" w:w="170"/>
+              <w:bottom w:type="dxa" w:w="170"/>
+              <w:right w:type="dxa" w:w="170"/>
+            </w:tcMar>
+            <w:vAlign w:val="center"/>
+          </w:tcPr>
+          <w:p>
+            <w:pPr>
+              <w:jc w:val="center"/>
+            </w:pPr>
+            <w:r>
+              <w:rPr>
+                <w:rFonts w:ascii="NanumGothic" w:cs="NanumGothic" w:eastAsia="NanumGothic" w:hAnsi="NanumGothic"/>
+                <w:b/>
+                <w:bCs/>
+                <w:sz w:val="20"/>
+                <w:szCs w:val="20"/>
+              </w:rPr>
               <w:t xml:space="preserve">위험정보(입력)</w:t>
             </w:r>
           </w:p>
         </w:tc>
         <w:tc>
           <w:tcPr>
-            <w:tcW w:type="dxa" w:w="1927"/>
+            <w:tcW w:type="dxa" w:w="1587"/>
             <w:tcBorders>
               <w:top w:val="single" w:color="000000" w:sz="4"/>
               <w:left w:val="single" w:color="000000" w:sz="4"/>
@@ -396,71 +431,39 @@
         </w:trPr>
         <w:tc>
           <w:tcPr>
-            <w:tcW w:type="dxa" w:w="2494"/>
-            <w:tcBorders>
-              <w:top w:val="single" w:color="000000" w:sz="4"/>
-              <w:left w:val="single" w:color="000000" w:sz="4"/>
-              <w:bottom w:val="single" w:color="000000" w:sz="4"/>
-              <w:right w:val="single" w:color="000000" w:sz="4"/>
-            </w:tcBorders>
-            <w:shd w:fill="ffffff" w:color="auto" w:val="clear"/>
-            <w:tcMar>
-              <w:top w:type="dxa" w:w="170"/>
-              <w:left w:type="dxa" w:w="170"/>
-              <w:bottom w:type="dxa" w:w="170"/>
-              <w:right w:type="dxa" w:w="170"/>
-            </w:tcMar>
-            <w:vAlign w:val="center"/>
-          </w:tcPr>
-          <w:p>
-            <w:pPr>
-              <w:jc w:val="left"/>
-            </w:pPr>
-            <w:r>
-              <w:rPr>
-                <w:rFonts w:ascii="NanumGothic" w:cs="NanumGothic" w:eastAsia="NanumGothic" w:hAnsi="NanumGothic"/>
-                <w:sz w:val="20"/>
-                <w:szCs w:val="20"/>
-              </w:rPr>
-              <w:t xml:space="preserve"/>
-            </w:r>
-          </w:p>
-        </w:tc>
-        <w:tc>
-          <w:tcPr>
-            <w:tcW w:type="dxa" w:w="2381"/>
-            <w:tcBorders>
-              <w:top w:val="single" w:color="000000" w:sz="4"/>
-              <w:left w:val="single" w:color="000000" w:sz="4"/>
-              <w:bottom w:val="single" w:color="000000" w:sz="4"/>
-              <w:right w:val="single" w:color="000000" w:sz="4"/>
-            </w:tcBorders>
-            <w:shd w:fill="ffffff" w:color="auto" w:val="clear"/>
-            <w:tcMar>
-              <w:top w:type="dxa" w:w="170"/>
-              <w:left w:type="dxa" w:w="170"/>
-              <w:bottom w:type="dxa" w:w="170"/>
-              <w:right w:type="dxa" w:w="170"/>
-            </w:tcMar>
-            <w:vAlign w:val="center"/>
-          </w:tcPr>
-          <w:p>
-            <w:pPr>
-              <w:jc w:val="left"/>
-            </w:pPr>
-            <w:r>
-              <w:rPr>
-                <w:rFonts w:ascii="NanumGothic" w:cs="NanumGothic" w:eastAsia="NanumGothic" w:hAnsi="NanumGothic"/>
-                <w:sz w:val="20"/>
-                <w:szCs w:val="20"/>
-              </w:rPr>
-              <w:t xml:space="preserve"/>
-            </w:r>
-          </w:p>
-        </w:tc>
-        <w:tc>
-          <w:tcPr>
-            <w:tcW w:type="dxa" w:w="2834"/>
+            <w:tcW w:type="dxa" w:w="2040"/>
+            <w:tcBorders>
+              <w:top w:val="single" w:color="000000" w:sz="4"/>
+              <w:left w:val="single" w:color="000000" w:sz="4"/>
+              <w:bottom w:val="single" w:color="000000" w:sz="4"/>
+              <w:right w:val="single" w:color="000000" w:sz="4"/>
+            </w:tcBorders>
+            <w:shd w:fill="ffffff" w:color="auto" w:val="clear"/>
+            <w:tcMar>
+              <w:top w:type="dxa" w:w="170"/>
+              <w:left w:type="dxa" w:w="170"/>
+              <w:bottom w:type="dxa" w:w="170"/>
+              <w:right w:type="dxa" w:w="170"/>
+            </w:tcMar>
+            <w:vAlign w:val="center"/>
+          </w:tcPr>
+          <w:p>
+            <w:pPr>
+              <w:jc w:val="left"/>
+            </w:pPr>
+            <w:r>
+              <w:rPr>
+                <w:rFonts w:ascii="NanumGothic" w:cs="NanumGothic" w:eastAsia="NanumGothic" w:hAnsi="NanumGothic"/>
+                <w:sz w:val="20"/>
+                <w:szCs w:val="20"/>
+              </w:rPr>
+              <w:t xml:space="preserve"/>
+            </w:r>
+          </w:p>
+        </w:tc>
+        <w:tc>
+          <w:tcPr>
+            <w:tcW w:type="dxa" w:w="2040"/>
             <w:tcBorders>
               <w:top w:val="single" w:color="000000" w:sz="4"/>
               <w:left w:val="single" w:color="000000" w:sz="4"/>
@@ -493,6 +496,70 @@
         <w:tc>
           <w:tcPr>
             <w:tcW w:type="dxa" w:w="1927"/>
+            <w:tcBorders>
+              <w:top w:val="single" w:color="000000" w:sz="4"/>
+              <w:left w:val="single" w:color="000000" w:sz="4"/>
+              <w:bottom w:val="single" w:color="000000" w:sz="4"/>
+              <w:right w:val="single" w:color="000000" w:sz="4"/>
+            </w:tcBorders>
+            <w:shd w:fill="ffffff" w:color="auto" w:val="clear"/>
+            <w:tcMar>
+              <w:top w:type="dxa" w:w="170"/>
+              <w:left w:type="dxa" w:w="170"/>
+              <w:bottom w:type="dxa" w:w="170"/>
+              <w:right w:type="dxa" w:w="170"/>
+            </w:tcMar>
+            <w:vAlign w:val="center"/>
+          </w:tcPr>
+          <w:p>
+            <w:pPr>
+              <w:jc w:val="left"/>
+            </w:pPr>
+            <w:r>
+              <w:rPr>
+                <w:rFonts w:ascii="NanumGothic" w:cs="NanumGothic" w:eastAsia="NanumGothic" w:hAnsi="NanumGothic"/>
+                <w:sz w:val="20"/>
+                <w:szCs w:val="20"/>
+              </w:rPr>
+              <w:t xml:space="preserve"/>
+            </w:r>
+          </w:p>
+        </w:tc>
+        <w:tc>
+          <w:tcPr>
+            <w:tcW w:type="dxa" w:w="2040"/>
+            <w:tcBorders>
+              <w:top w:val="single" w:color="000000" w:sz="4"/>
+              <w:left w:val="single" w:color="000000" w:sz="4"/>
+              <w:bottom w:val="single" w:color="000000" w:sz="4"/>
+              <w:right w:val="single" w:color="000000" w:sz="4"/>
+            </w:tcBorders>
+            <w:shd w:fill="ffffff" w:color="auto" w:val="clear"/>
+            <w:tcMar>
+              <w:top w:type="dxa" w:w="170"/>
+              <w:left w:type="dxa" w:w="170"/>
+              <w:bottom w:type="dxa" w:w="170"/>
+              <w:right w:type="dxa" w:w="170"/>
+            </w:tcMar>
+            <w:vAlign w:val="center"/>
+          </w:tcPr>
+          <w:p>
+            <w:pPr>
+              <w:jc w:val="left"/>
+            </w:pPr>
+            <w:r>
+              <w:rPr>
+                <w:rFonts w:ascii="NanumGothic" w:cs="NanumGothic" w:eastAsia="NanumGothic" w:hAnsi="NanumGothic"/>
+                <w:sz w:val="20"/>
+                <w:szCs w:val="20"/>
+              </w:rPr>
+              <w:t xml:space="preserve"/>
+            </w:r>
+          </w:p>
+        </w:tc>
+        <w:tc>
+          <w:tcPr>
+            <w:tcW w:type="dxa" w:w="1587"/>
             <w:tcBorders>
               <w:top w:val="single" w:color="000000" w:sz="4"/>
               <w:left w:val="single" w:color="000000" w:sz="4"/>
@@ -529,7 +596,7 @@
         </w:trPr>
         <w:tc>
           <w:tcPr>
-            <w:tcW w:type="dxa" w:w="2494"/>
+            <w:tcW w:type="dxa" w:w="2040"/>
             <w:tcBorders>
               <w:top w:val="single" w:color="000000" w:sz="4"/>
               <w:left w:val="single" w:color="000000" w:sz="4"/>
@@ -561,7 +628,7 @@
         </w:tc>
         <w:tc>
           <w:tcPr>
-            <w:tcW w:type="dxa" w:w="2381"/>
+            <w:tcW w:type="dxa" w:w="2040"/>
             <w:tcBorders>
               <w:top w:val="single" w:color="000000" w:sz="4"/>
               <w:left w:val="single" w:color="000000" w:sz="4"/>
@@ -593,7 +660,7 @@
         </w:tc>
         <w:tc>
           <w:tcPr>
-            <w:tcW w:type="dxa" w:w="2834"/>
+            <w:tcW w:type="dxa" w:w="1927"/>
             <w:tcBorders>
               <w:top w:val="single" w:color="000000" w:sz="4"/>
               <w:left w:val="single" w:color="000000" w:sz="4"/>
@@ -625,7 +692,39 @@
         </w:tc>
         <w:tc>
           <w:tcPr>
-            <w:tcW w:type="dxa" w:w="1927"/>
+            <w:tcW w:type="dxa" w:w="2040"/>
+            <w:tcBorders>
+              <w:top w:val="single" w:color="000000" w:sz="4"/>
+              <w:left w:val="single" w:color="000000" w:sz="4"/>
+              <w:bottom w:val="single" w:color="000000" w:sz="4"/>
+              <w:right w:val="single" w:color="000000" w:sz="4"/>
+            </w:tcBorders>
+            <w:shd w:fill="F5F5F5" w:color="auto" w:val="clear"/>
+            <w:tcMar>
+              <w:top w:type="dxa" w:w="170"/>
+              <w:left w:type="dxa" w:w="170"/>
+              <w:bottom w:type="dxa" w:w="170"/>
+              <w:right w:type="dxa" w:w="170"/>
+            </w:tcMar>
+            <w:vAlign w:val="center"/>
+          </w:tcPr>
+          <w:p>
+            <w:pPr>
+              <w:jc w:val="left"/>
+            </w:pPr>
+            <w:r>
+              <w:rPr>
+                <w:rFonts w:ascii="NanumGothic" w:cs="NanumGothic" w:eastAsia="NanumGothic" w:hAnsi="NanumGothic"/>
+                <w:sz w:val="20"/>
+                <w:szCs w:val="20"/>
+              </w:rPr>
+              <w:t xml:space="preserve"/>
+            </w:r>
+          </w:p>
+        </w:tc>
+        <w:tc>
+          <w:tcPr>
+            <w:tcW w:type="dxa" w:w="1587"/>
             <w:tcBorders>
               <w:top w:val="single" w:color="000000" w:sz="4"/>
               <w:left w:val="single" w:color="000000" w:sz="4"/>
@@ -662,71 +761,39 @@
         </w:trPr>
         <w:tc>
           <w:tcPr>
-            <w:tcW w:type="dxa" w:w="2494"/>
-            <w:tcBorders>
-              <w:top w:val="single" w:color="000000" w:sz="4"/>
-              <w:left w:val="single" w:color="000000" w:sz="4"/>
-              <w:bottom w:val="single" w:color="000000" w:sz="4"/>
-              <w:right w:val="single" w:color="000000" w:sz="4"/>
-            </w:tcBorders>
-            <w:shd w:fill="ffffff" w:color="auto" w:val="clear"/>
-            <w:tcMar>
-              <w:top w:type="dxa" w:w="170"/>
-              <w:left w:type="dxa" w:w="170"/>
-              <w:bottom w:type="dxa" w:w="170"/>
-              <w:right w:type="dxa" w:w="170"/>
-            </w:tcMar>
-            <w:vAlign w:val="center"/>
-          </w:tcPr>
-          <w:p>
-            <w:pPr>
-              <w:jc w:val="left"/>
-            </w:pPr>
-            <w:r>
-              <w:rPr>
-                <w:rFonts w:ascii="NanumGothic" w:cs="NanumGothic" w:eastAsia="NanumGothic" w:hAnsi="NanumGothic"/>
-                <w:sz w:val="20"/>
-                <w:szCs w:val="20"/>
-              </w:rPr>
-              <w:t xml:space="preserve"/>
-            </w:r>
-          </w:p>
-        </w:tc>
-        <w:tc>
-          <w:tcPr>
-            <w:tcW w:type="dxa" w:w="2381"/>
-            <w:tcBorders>
-              <w:top w:val="single" w:color="000000" w:sz="4"/>
-              <w:left w:val="single" w:color="000000" w:sz="4"/>
-              <w:bottom w:val="single" w:color="000000" w:sz="4"/>
-              <w:right w:val="single" w:color="000000" w:sz="4"/>
-            </w:tcBorders>
-            <w:shd w:fill="ffffff" w:color="auto" w:val="clear"/>
-            <w:tcMar>
-              <w:top w:type="dxa" w:w="170"/>
-              <w:left w:type="dxa" w:w="170"/>
-              <w:bottom w:type="dxa" w:w="170"/>
-              <w:right w:type="dxa" w:w="170"/>
-            </w:tcMar>
-            <w:vAlign w:val="center"/>
-          </w:tcPr>
-          <w:p>
-            <w:pPr>
-              <w:jc w:val="left"/>
-            </w:pPr>
-            <w:r>
-              <w:rPr>
-                <w:rFonts w:ascii="NanumGothic" w:cs="NanumGothic" w:eastAsia="NanumGothic" w:hAnsi="NanumGothic"/>
-                <w:sz w:val="20"/>
-                <w:szCs w:val="20"/>
-              </w:rPr>
-              <w:t xml:space="preserve"/>
-            </w:r>
-          </w:p>
-        </w:tc>
-        <w:tc>
-          <w:tcPr>
-            <w:tcW w:type="dxa" w:w="2834"/>
+            <w:tcW w:type="dxa" w:w="2040"/>
+            <w:tcBorders>
+              <w:top w:val="single" w:color="000000" w:sz="4"/>
+              <w:left w:val="single" w:color="000000" w:sz="4"/>
+              <w:bottom w:val="single" w:color="000000" w:sz="4"/>
+              <w:right w:val="single" w:color="000000" w:sz="4"/>
+            </w:tcBorders>
+            <w:shd w:fill="ffffff" w:color="auto" w:val="clear"/>
+            <w:tcMar>
+              <w:top w:type="dxa" w:w="170"/>
+              <w:left w:type="dxa" w:w="170"/>
+              <w:bottom w:type="dxa" w:w="170"/>
+              <w:right w:type="dxa" w:w="170"/>
+            </w:tcMar>
+            <w:vAlign w:val="center"/>
+          </w:tcPr>
+          <w:p>
+            <w:pPr>
+              <w:jc w:val="left"/>
+            </w:pPr>
+            <w:r>
+              <w:rPr>
+                <w:rFonts w:ascii="NanumGothic" w:cs="NanumGothic" w:eastAsia="NanumGothic" w:hAnsi="NanumGothic"/>
+                <w:sz w:val="20"/>
+                <w:szCs w:val="20"/>
+              </w:rPr>
+              <w:t xml:space="preserve"/>
+            </w:r>
+          </w:p>
+        </w:tc>
+        <w:tc>
+          <w:tcPr>
+            <w:tcW w:type="dxa" w:w="2040"/>
             <w:tcBorders>
               <w:top w:val="single" w:color="000000" w:sz="4"/>
               <w:left w:val="single" w:color="000000" w:sz="4"/>
@@ -759,6 +826,70 @@
         <w:tc>
           <w:tcPr>
             <w:tcW w:type="dxa" w:w="1927"/>
+            <w:tcBorders>
+              <w:top w:val="single" w:color="000000" w:sz="4"/>
+              <w:left w:val="single" w:color="000000" w:sz="4"/>
+              <w:bottom w:val="single" w:color="000000" w:sz="4"/>
+              <w:right w:val="single" w:color="000000" w:sz="4"/>
+            </w:tcBorders>
+            <w:shd w:fill="ffffff" w:color="auto" w:val="clear"/>
+            <w:tcMar>
+              <w:top w:type="dxa" w:w="170"/>
+              <w:left w:type="dxa" w:w="170"/>
+              <w:bottom w:type="dxa" w:w="170"/>
+              <w:right w:type="dxa" w:w="170"/>
+            </w:tcMar>
+            <w:vAlign w:val="center"/>
+          </w:tcPr>
+          <w:p>
+            <w:pPr>
+              <w:jc w:val="left"/>
+            </w:pPr>
+            <w:r>
+              <w:rPr>
+                <w:rFonts w:ascii="NanumGothic" w:cs="NanumGothic" w:eastAsia="NanumGothic" w:hAnsi="NanumGothic"/>
+                <w:sz w:val="20"/>
+                <w:szCs w:val="20"/>
+              </w:rPr>
+              <w:t xml:space="preserve"/>
+            </w:r>
+          </w:p>
+        </w:tc>
+        <w:tc>
+          <w:tcPr>
+            <w:tcW w:type="dxa" w:w="2040"/>
+            <w:tcBorders>
+              <w:top w:val="single" w:color="000000" w:sz="4"/>
+              <w:left w:val="single" w:color="000000" w:sz="4"/>
+              <w:bottom w:val="single" w:color="000000" w:sz="4"/>
+              <w:right w:val="single" w:color="000000" w:sz="4"/>
+            </w:tcBorders>
+            <w:shd w:fill="ffffff" w:color="auto" w:val="clear"/>
+            <w:tcMar>
+              <w:top w:type="dxa" w:w="170"/>
+              <w:left w:type="dxa" w:w="170"/>
+              <w:bottom w:type="dxa" w:w="170"/>
+              <w:right w:type="dxa" w:w="170"/>
+            </w:tcMar>
+            <w:vAlign w:val="center"/>
+          </w:tcPr>
+          <w:p>
+            <w:pPr>
+              <w:jc w:val="left"/>
+            </w:pPr>
+            <w:r>
+              <w:rPr>
+                <w:rFonts w:ascii="NanumGothic" w:cs="NanumGothic" w:eastAsia="NanumGothic" w:hAnsi="NanumGothic"/>
+                <w:sz w:val="20"/>
+                <w:szCs w:val="20"/>
+              </w:rPr>
+              <w:t xml:space="preserve"/>
+            </w:r>
+          </w:p>
+        </w:tc>
+        <w:tc>
+          <w:tcPr>
+            <w:tcW w:type="dxa" w:w="1587"/>
             <w:tcBorders>
               <w:top w:val="single" w:color="000000" w:sz="4"/>
               <w:left w:val="single" w:color="000000" w:sz="4"/>
@@ -795,7 +926,7 @@
         </w:trPr>
         <w:tc>
           <w:tcPr>
-            <w:tcW w:type="dxa" w:w="2494"/>
+            <w:tcW w:type="dxa" w:w="2040"/>
             <w:tcBorders>
               <w:top w:val="single" w:color="000000" w:sz="4"/>
               <w:left w:val="single" w:color="000000" w:sz="4"/>
@@ -827,7 +958,7 @@
         </w:tc>
         <w:tc>
           <w:tcPr>
-            <w:tcW w:type="dxa" w:w="2381"/>
+            <w:tcW w:type="dxa" w:w="2040"/>
             <w:tcBorders>
               <w:top w:val="single" w:color="000000" w:sz="4"/>
               <w:left w:val="single" w:color="000000" w:sz="4"/>
@@ -859,7 +990,7 @@
         </w:tc>
         <w:tc>
           <w:tcPr>
-            <w:tcW w:type="dxa" w:w="2834"/>
+            <w:tcW w:type="dxa" w:w="1927"/>
             <w:tcBorders>
               <w:top w:val="single" w:color="000000" w:sz="4"/>
               <w:left w:val="single" w:color="000000" w:sz="4"/>
@@ -891,7 +1022,39 @@
         </w:tc>
         <w:tc>
           <w:tcPr>
-            <w:tcW w:type="dxa" w:w="1927"/>
+            <w:tcW w:type="dxa" w:w="2040"/>
+            <w:tcBorders>
+              <w:top w:val="single" w:color="000000" w:sz="4"/>
+              <w:left w:val="single" w:color="000000" w:sz="4"/>
+              <w:bottom w:val="single" w:color="000000" w:sz="4"/>
+              <w:right w:val="single" w:color="000000" w:sz="4"/>
+            </w:tcBorders>
+            <w:shd w:fill="F5F5F5" w:color="auto" w:val="clear"/>
+            <w:tcMar>
+              <w:top w:type="dxa" w:w="170"/>
+              <w:left w:type="dxa" w:w="170"/>
+              <w:bottom w:type="dxa" w:w="170"/>
+              <w:right w:type="dxa" w:w="170"/>
+            </w:tcMar>
+            <w:vAlign w:val="center"/>
+          </w:tcPr>
+          <w:p>
+            <w:pPr>
+              <w:jc w:val="left"/>
+            </w:pPr>
+            <w:r>
+              <w:rPr>
+                <w:rFonts w:ascii="NanumGothic" w:cs="NanumGothic" w:eastAsia="NanumGothic" w:hAnsi="NanumGothic"/>
+                <w:sz w:val="20"/>
+                <w:szCs w:val="20"/>
+              </w:rPr>
+              <w:t xml:space="preserve"/>
+            </w:r>
+          </w:p>
+        </w:tc>
+        <w:tc>
+          <w:tcPr>
+            <w:tcW w:type="dxa" w:w="1587"/>
             <w:tcBorders>
               <w:top w:val="single" w:color="000000" w:sz="4"/>
               <w:left w:val="single" w:color="000000" w:sz="4"/>
@@ -928,71 +1091,39 @@
         </w:trPr>
         <w:tc>
           <w:tcPr>
-            <w:tcW w:type="dxa" w:w="2494"/>
-            <w:tcBorders>
-              <w:top w:val="single" w:color="000000" w:sz="4"/>
-              <w:left w:val="single" w:color="000000" w:sz="4"/>
-              <w:bottom w:val="single" w:color="000000" w:sz="4"/>
-              <w:right w:val="single" w:color="000000" w:sz="4"/>
-            </w:tcBorders>
-            <w:shd w:fill="ffffff" w:color="auto" w:val="clear"/>
-            <w:tcMar>
-              <w:top w:type="dxa" w:w="170"/>
-              <w:left w:type="dxa" w:w="170"/>
-              <w:bottom w:type="dxa" w:w="170"/>
-              <w:right w:type="dxa" w:w="170"/>
-            </w:tcMar>
-            <w:vAlign w:val="center"/>
-          </w:tcPr>
-          <w:p>
-            <w:pPr>
-              <w:jc w:val="left"/>
-            </w:pPr>
-            <w:r>
-              <w:rPr>
-                <w:rFonts w:ascii="NanumGothic" w:cs="NanumGothic" w:eastAsia="NanumGothic" w:hAnsi="NanumGothic"/>
-                <w:sz w:val="20"/>
-                <w:szCs w:val="20"/>
-              </w:rPr>
-              <w:t xml:space="preserve"/>
-            </w:r>
-          </w:p>
-        </w:tc>
-        <w:tc>
-          <w:tcPr>
-            <w:tcW w:type="dxa" w:w="2381"/>
-            <w:tcBorders>
-              <w:top w:val="single" w:color="000000" w:sz="4"/>
-              <w:left w:val="single" w:color="000000" w:sz="4"/>
-              <w:bottom w:val="single" w:color="000000" w:sz="4"/>
-              <w:right w:val="single" w:color="000000" w:sz="4"/>
-            </w:tcBorders>
-            <w:shd w:fill="ffffff" w:color="auto" w:val="clear"/>
-            <w:tcMar>
-              <w:top w:type="dxa" w:w="170"/>
-              <w:left w:type="dxa" w:w="170"/>
-              <w:bottom w:type="dxa" w:w="170"/>
-              <w:right w:type="dxa" w:w="170"/>
-            </w:tcMar>
-            <w:vAlign w:val="center"/>
-          </w:tcPr>
-          <w:p>
-            <w:pPr>
-              <w:jc w:val="left"/>
-            </w:pPr>
-            <w:r>
-              <w:rPr>
-                <w:rFonts w:ascii="NanumGothic" w:cs="NanumGothic" w:eastAsia="NanumGothic" w:hAnsi="NanumGothic"/>
-                <w:sz w:val="20"/>
-                <w:szCs w:val="20"/>
-              </w:rPr>
-              <w:t xml:space="preserve"/>
-            </w:r>
-          </w:p>
-        </w:tc>
-        <w:tc>
-          <w:tcPr>
-            <w:tcW w:type="dxa" w:w="2834"/>
+            <w:tcW w:type="dxa" w:w="2040"/>
+            <w:tcBorders>
+              <w:top w:val="single" w:color="000000" w:sz="4"/>
+              <w:left w:val="single" w:color="000000" w:sz="4"/>
+              <w:bottom w:val="single" w:color="000000" w:sz="4"/>
+              <w:right w:val="single" w:color="000000" w:sz="4"/>
+            </w:tcBorders>
+            <w:shd w:fill="ffffff" w:color="auto" w:val="clear"/>
+            <w:tcMar>
+              <w:top w:type="dxa" w:w="170"/>
+              <w:left w:type="dxa" w:w="170"/>
+              <w:bottom w:type="dxa" w:w="170"/>
+              <w:right w:type="dxa" w:w="170"/>
+            </w:tcMar>
+            <w:vAlign w:val="center"/>
+          </w:tcPr>
+          <w:p>
+            <w:pPr>
+              <w:jc w:val="left"/>
+            </w:pPr>
+            <w:r>
+              <w:rPr>
+                <w:rFonts w:ascii="NanumGothic" w:cs="NanumGothic" w:eastAsia="NanumGothic" w:hAnsi="NanumGothic"/>
+                <w:sz w:val="20"/>
+                <w:szCs w:val="20"/>
+              </w:rPr>
+              <w:t xml:space="preserve"/>
+            </w:r>
+          </w:p>
+        </w:tc>
+        <w:tc>
+          <w:tcPr>
+            <w:tcW w:type="dxa" w:w="2040"/>
             <w:tcBorders>
               <w:top w:val="single" w:color="000000" w:sz="4"/>
               <w:left w:val="single" w:color="000000" w:sz="4"/>
@@ -1025,6 +1156,70 @@
         <w:tc>
           <w:tcPr>
             <w:tcW w:type="dxa" w:w="1927"/>
+            <w:tcBorders>
+              <w:top w:val="single" w:color="000000" w:sz="4"/>
+              <w:left w:val="single" w:color="000000" w:sz="4"/>
+              <w:bottom w:val="single" w:color="000000" w:sz="4"/>
+              <w:right w:val="single" w:color="000000" w:sz="4"/>
+            </w:tcBorders>
+            <w:shd w:fill="ffffff" w:color="auto" w:val="clear"/>
+            <w:tcMar>
+              <w:top w:type="dxa" w:w="170"/>
+              <w:left w:type="dxa" w:w="170"/>
+              <w:bottom w:type="dxa" w:w="170"/>
+              <w:right w:type="dxa" w:w="170"/>
+            </w:tcMar>
+            <w:vAlign w:val="center"/>
+          </w:tcPr>
+          <w:p>
+            <w:pPr>
+              <w:jc w:val="left"/>
+            </w:pPr>
+            <w:r>
+              <w:rPr>
+                <w:rFonts w:ascii="NanumGothic" w:cs="NanumGothic" w:eastAsia="NanumGothic" w:hAnsi="NanumGothic"/>
+                <w:sz w:val="20"/>
+                <w:szCs w:val="20"/>
+              </w:rPr>
+              <w:t xml:space="preserve"/>
+            </w:r>
+          </w:p>
+        </w:tc>
+        <w:tc>
+          <w:tcPr>
+            <w:tcW w:type="dxa" w:w="2040"/>
+            <w:tcBorders>
+              <w:top w:val="single" w:color="000000" w:sz="4"/>
+              <w:left w:val="single" w:color="000000" w:sz="4"/>
+              <w:bottom w:val="single" w:color="000000" w:sz="4"/>
+              <w:right w:val="single" w:color="000000" w:sz="4"/>
+            </w:tcBorders>
+            <w:shd w:fill="ffffff" w:color="auto" w:val="clear"/>
+            <w:tcMar>
+              <w:top w:type="dxa" w:w="170"/>
+              <w:left w:type="dxa" w:w="170"/>
+              <w:bottom w:type="dxa" w:w="170"/>
+              <w:right w:type="dxa" w:w="170"/>
+            </w:tcMar>
+            <w:vAlign w:val="center"/>
+          </w:tcPr>
+          <w:p>
+            <w:pPr>
+              <w:jc w:val="left"/>
+            </w:pPr>
+            <w:r>
+              <w:rPr>
+                <w:rFonts w:ascii="NanumGothic" w:cs="NanumGothic" w:eastAsia="NanumGothic" w:hAnsi="NanumGothic"/>
+                <w:sz w:val="20"/>
+                <w:szCs w:val="20"/>
+              </w:rPr>
+              <w:t xml:space="preserve"/>
+            </w:r>
+          </w:p>
+        </w:tc>
+        <w:tc>
+          <w:tcPr>
+            <w:tcW w:type="dxa" w:w="1587"/>
             <w:tcBorders>
               <w:top w:val="single" w:color="000000" w:sz="4"/>
               <w:left w:val="single" w:color="000000" w:sz="4"/>
@@ -1061,7 +1256,7 @@
         </w:trPr>
         <w:tc>
           <w:tcPr>
-            <w:tcW w:type="dxa" w:w="2494"/>
+            <w:tcW w:type="dxa" w:w="2040"/>
             <w:tcBorders>
               <w:top w:val="single" w:color="000000" w:sz="4"/>
               <w:left w:val="single" w:color="000000" w:sz="4"/>
@@ -1093,7 +1288,7 @@
         </w:tc>
         <w:tc>
           <w:tcPr>
-            <w:tcW w:type="dxa" w:w="2381"/>
+            <w:tcW w:type="dxa" w:w="2040"/>
             <w:tcBorders>
               <w:top w:val="single" w:color="000000" w:sz="4"/>
               <w:left w:val="single" w:color="000000" w:sz="4"/>
@@ -1125,7 +1320,7 @@
         </w:tc>
         <w:tc>
           <w:tcPr>
-            <w:tcW w:type="dxa" w:w="2834"/>
+            <w:tcW w:type="dxa" w:w="1927"/>
             <w:tcBorders>
               <w:top w:val="single" w:color="000000" w:sz="4"/>
               <w:left w:val="single" w:color="000000" w:sz="4"/>
@@ -1157,7 +1352,39 @@
         </w:tc>
         <w:tc>
           <w:tcPr>
-            <w:tcW w:type="dxa" w:w="1927"/>
+            <w:tcW w:type="dxa" w:w="2040"/>
+            <w:tcBorders>
+              <w:top w:val="single" w:color="000000" w:sz="4"/>
+              <w:left w:val="single" w:color="000000" w:sz="4"/>
+              <w:bottom w:val="single" w:color="000000" w:sz="4"/>
+              <w:right w:val="single" w:color="000000" w:sz="4"/>
+            </w:tcBorders>
+            <w:shd w:fill="F5F5F5" w:color="auto" w:val="clear"/>
+            <w:tcMar>
+              <w:top w:type="dxa" w:w="170"/>
+              <w:left w:type="dxa" w:w="170"/>
+              <w:bottom w:type="dxa" w:w="170"/>
+              <w:right w:type="dxa" w:w="170"/>
+            </w:tcMar>
+            <w:vAlign w:val="center"/>
+          </w:tcPr>
+          <w:p>
+            <w:pPr>
+              <w:jc w:val="left"/>
+            </w:pPr>
+            <w:r>
+              <w:rPr>
+                <w:rFonts w:ascii="NanumGothic" w:cs="NanumGothic" w:eastAsia="NanumGothic" w:hAnsi="NanumGothic"/>
+                <w:sz w:val="20"/>
+                <w:szCs w:val="20"/>
+              </w:rPr>
+              <w:t xml:space="preserve"/>
+            </w:r>
+          </w:p>
+        </w:tc>
+        <w:tc>
+          <w:tcPr>
+            <w:tcW w:type="dxa" w:w="1587"/>
             <w:tcBorders>
               <w:top w:val="single" w:color="000000" w:sz="4"/>
               <w:left w:val="single" w:color="000000" w:sz="4"/>
@@ -1194,71 +1421,39 @@
         </w:trPr>
         <w:tc>
           <w:tcPr>
-            <w:tcW w:type="dxa" w:w="2494"/>
-            <w:tcBorders>
-              <w:top w:val="single" w:color="000000" w:sz="4"/>
-              <w:left w:val="single" w:color="000000" w:sz="4"/>
-              <w:bottom w:val="single" w:color="000000" w:sz="4"/>
-              <w:right w:val="single" w:color="000000" w:sz="4"/>
-            </w:tcBorders>
-            <w:shd w:fill="ffffff" w:color="auto" w:val="clear"/>
-            <w:tcMar>
-              <w:top w:type="dxa" w:w="170"/>
-              <w:left w:type="dxa" w:w="170"/>
-              <w:bottom w:type="dxa" w:w="170"/>
-              <w:right w:type="dxa" w:w="170"/>
-            </w:tcMar>
-            <w:vAlign w:val="center"/>
-          </w:tcPr>
-          <w:p>
-            <w:pPr>
-              <w:jc w:val="left"/>
-            </w:pPr>
-            <w:r>
-              <w:rPr>
-                <w:rFonts w:ascii="NanumGothic" w:cs="NanumGothic" w:eastAsia="NanumGothic" w:hAnsi="NanumGothic"/>
-                <w:sz w:val="20"/>
-                <w:szCs w:val="20"/>
-              </w:rPr>
-              <w:t xml:space="preserve"/>
-            </w:r>
-          </w:p>
-        </w:tc>
-        <w:tc>
-          <w:tcPr>
-            <w:tcW w:type="dxa" w:w="2381"/>
-            <w:tcBorders>
-              <w:top w:val="single" w:color="000000" w:sz="4"/>
-              <w:left w:val="single" w:color="000000" w:sz="4"/>
-              <w:bottom w:val="single" w:color="000000" w:sz="4"/>
-              <w:right w:val="single" w:color="000000" w:sz="4"/>
-            </w:tcBorders>
-            <w:shd w:fill="ffffff" w:color="auto" w:val="clear"/>
-            <w:tcMar>
-              <w:top w:type="dxa" w:w="170"/>
-              <w:left w:type="dxa" w:w="170"/>
-              <w:bottom w:type="dxa" w:w="170"/>
-              <w:right w:type="dxa" w:w="170"/>
-            </w:tcMar>
-            <w:vAlign w:val="center"/>
-          </w:tcPr>
-          <w:p>
-            <w:pPr>
-              <w:jc w:val="left"/>
-            </w:pPr>
-            <w:r>
-              <w:rPr>
-                <w:rFonts w:ascii="NanumGothic" w:cs="NanumGothic" w:eastAsia="NanumGothic" w:hAnsi="NanumGothic"/>
-                <w:sz w:val="20"/>
-                <w:szCs w:val="20"/>
-              </w:rPr>
-              <w:t xml:space="preserve"/>
-            </w:r>
-          </w:p>
-        </w:tc>
-        <w:tc>
-          <w:tcPr>
-            <w:tcW w:type="dxa" w:w="2834"/>
+            <w:tcW w:type="dxa" w:w="2040"/>
+            <w:tcBorders>
+              <w:top w:val="single" w:color="000000" w:sz="4"/>
+              <w:left w:val="single" w:color="000000" w:sz="4"/>
+              <w:bottom w:val="single" w:color="000000" w:sz="4"/>
+              <w:right w:val="single" w:color="000000" w:sz="4"/>
+            </w:tcBorders>
+            <w:shd w:fill="ffffff" w:color="auto" w:val="clear"/>
+            <w:tcMar>
+              <w:top w:type="dxa" w:w="170"/>
+              <w:left w:type="dxa" w:w="170"/>
+              <w:bottom w:type="dxa" w:w="170"/>
+              <w:right w:type="dxa" w:w="170"/>
+            </w:tcMar>
+            <w:vAlign w:val="center"/>
+          </w:tcPr>
+          <w:p>
+            <w:pPr>
+              <w:jc w:val="left"/>
+            </w:pPr>
+            <w:r>
+              <w:rPr>
+                <w:rFonts w:ascii="NanumGothic" w:cs="NanumGothic" w:eastAsia="NanumGothic" w:hAnsi="NanumGothic"/>
+                <w:sz w:val="20"/>
+                <w:szCs w:val="20"/>
+              </w:rPr>
+              <w:t xml:space="preserve"/>
+            </w:r>
+          </w:p>
+        </w:tc>
+        <w:tc>
+          <w:tcPr>
+            <w:tcW w:type="dxa" w:w="2040"/>
             <w:tcBorders>
               <w:top w:val="single" w:color="000000" w:sz="4"/>
               <w:left w:val="single" w:color="000000" w:sz="4"/>
@@ -1291,6 +1486,70 @@
         <w:tc>
           <w:tcPr>
             <w:tcW w:type="dxa" w:w="1927"/>
+            <w:tcBorders>
+              <w:top w:val="single" w:color="000000" w:sz="4"/>
+              <w:left w:val="single" w:color="000000" w:sz="4"/>
+              <w:bottom w:val="single" w:color="000000" w:sz="4"/>
+              <w:right w:val="single" w:color="000000" w:sz="4"/>
+            </w:tcBorders>
+            <w:shd w:fill="ffffff" w:color="auto" w:val="clear"/>
+            <w:tcMar>
+              <w:top w:type="dxa" w:w="170"/>
+              <w:left w:type="dxa" w:w="170"/>
+              <w:bottom w:type="dxa" w:w="170"/>
+              <w:right w:type="dxa" w:w="170"/>
+            </w:tcMar>
+            <w:vAlign w:val="center"/>
+          </w:tcPr>
+          <w:p>
+            <w:pPr>
+              <w:jc w:val="left"/>
+            </w:pPr>
+            <w:r>
+              <w:rPr>
+                <w:rFonts w:ascii="NanumGothic" w:cs="NanumGothic" w:eastAsia="NanumGothic" w:hAnsi="NanumGothic"/>
+                <w:sz w:val="20"/>
+                <w:szCs w:val="20"/>
+              </w:rPr>
+              <w:t xml:space="preserve"/>
+            </w:r>
+          </w:p>
+        </w:tc>
+        <w:tc>
+          <w:tcPr>
+            <w:tcW w:type="dxa" w:w="2040"/>
+            <w:tcBorders>
+              <w:top w:val="single" w:color="000000" w:sz="4"/>
+              <w:left w:val="single" w:color="000000" w:sz="4"/>
+              <w:bottom w:val="single" w:color="000000" w:sz="4"/>
+              <w:right w:val="single" w:color="000000" w:sz="4"/>
+            </w:tcBorders>
+            <w:shd w:fill="ffffff" w:color="auto" w:val="clear"/>
+            <w:tcMar>
+              <w:top w:type="dxa" w:w="170"/>
+              <w:left w:type="dxa" w:w="170"/>
+              <w:bottom w:type="dxa" w:w="170"/>
+              <w:right w:type="dxa" w:w="170"/>
+            </w:tcMar>
+            <w:vAlign w:val="center"/>
+          </w:tcPr>
+          <w:p>
+            <w:pPr>
+              <w:jc w:val="left"/>
+            </w:pPr>
+            <w:r>
+              <w:rPr>
+                <w:rFonts w:ascii="NanumGothic" w:cs="NanumGothic" w:eastAsia="NanumGothic" w:hAnsi="NanumGothic"/>
+                <w:sz w:val="20"/>
+                <w:szCs w:val="20"/>
+              </w:rPr>
+              <w:t xml:space="preserve"/>
+            </w:r>
+          </w:p>
+        </w:tc>
+        <w:tc>
+          <w:tcPr>
+            <w:tcW w:type="dxa" w:w="1587"/>
             <w:tcBorders>
               <w:top w:val="single" w:color="000000" w:sz="4"/>
               <w:left w:val="single" w:color="000000" w:sz="4"/>
@@ -1327,7 +1586,7 @@
         </w:trPr>
         <w:tc>
           <w:tcPr>
-            <w:tcW w:type="dxa" w:w="2494"/>
+            <w:tcW w:type="dxa" w:w="2040"/>
             <w:tcBorders>
               <w:top w:val="single" w:color="000000" w:sz="4"/>
               <w:left w:val="single" w:color="000000" w:sz="4"/>
@@ -1359,7 +1618,7 @@
         </w:tc>
         <w:tc>
           <w:tcPr>
-            <w:tcW w:type="dxa" w:w="2381"/>
+            <w:tcW w:type="dxa" w:w="2040"/>
             <w:tcBorders>
               <w:top w:val="single" w:color="000000" w:sz="4"/>
               <w:left w:val="single" w:color="000000" w:sz="4"/>
@@ -1391,7 +1650,7 @@
         </w:tc>
         <w:tc>
           <w:tcPr>
-            <w:tcW w:type="dxa" w:w="2834"/>
+            <w:tcW w:type="dxa" w:w="1927"/>
             <w:tcBorders>
               <w:top w:val="single" w:color="000000" w:sz="4"/>
               <w:left w:val="single" w:color="000000" w:sz="4"/>
@@ -1423,7 +1682,39 @@
         </w:tc>
         <w:tc>
           <w:tcPr>
-            <w:tcW w:type="dxa" w:w="1927"/>
+            <w:tcW w:type="dxa" w:w="2040"/>
+            <w:tcBorders>
+              <w:top w:val="single" w:color="000000" w:sz="4"/>
+              <w:left w:val="single" w:color="000000" w:sz="4"/>
+              <w:bottom w:val="single" w:color="000000" w:sz="4"/>
+              <w:right w:val="single" w:color="000000" w:sz="4"/>
+            </w:tcBorders>
+            <w:shd w:fill="F5F5F5" w:color="auto" w:val="clear"/>
+            <w:tcMar>
+              <w:top w:type="dxa" w:w="170"/>
+              <w:left w:type="dxa" w:w="170"/>
+              <w:bottom w:type="dxa" w:w="170"/>
+              <w:right w:type="dxa" w:w="170"/>
+            </w:tcMar>
+            <w:vAlign w:val="center"/>
+          </w:tcPr>
+          <w:p>
+            <w:pPr>
+              <w:jc w:val="left"/>
+            </w:pPr>
+            <w:r>
+              <w:rPr>
+                <w:rFonts w:ascii="NanumGothic" w:cs="NanumGothic" w:eastAsia="NanumGothic" w:hAnsi="NanumGothic"/>
+                <w:sz w:val="20"/>
+                <w:szCs w:val="20"/>
+              </w:rPr>
+              <w:t xml:space="preserve"/>
+            </w:r>
+          </w:p>
+        </w:tc>
+        <w:tc>
+          <w:tcPr>
+            <w:tcW w:type="dxa" w:w="1587"/>
             <w:tcBorders>
               <w:top w:val="single" w:color="000000" w:sz="4"/>
               <w:left w:val="single" w:color="000000" w:sz="4"/>
@@ -1460,71 +1751,39 @@
         </w:trPr>
         <w:tc>
           <w:tcPr>
-            <w:tcW w:type="dxa" w:w="2494"/>
-            <w:tcBorders>
-              <w:top w:val="single" w:color="000000" w:sz="4"/>
-              <w:left w:val="single" w:color="000000" w:sz="4"/>
-              <w:bottom w:val="single" w:color="000000" w:sz="4"/>
-              <w:right w:val="single" w:color="000000" w:sz="4"/>
-            </w:tcBorders>
-            <w:shd w:fill="ffffff" w:color="auto" w:val="clear"/>
-            <w:tcMar>
-              <w:top w:type="dxa" w:w="170"/>
-              <w:left w:type="dxa" w:w="170"/>
-              <w:bottom w:type="dxa" w:w="170"/>
-              <w:right w:type="dxa" w:w="170"/>
-            </w:tcMar>
-            <w:vAlign w:val="center"/>
-          </w:tcPr>
-          <w:p>
-            <w:pPr>
-              <w:jc w:val="left"/>
-            </w:pPr>
-            <w:r>
-              <w:rPr>
-                <w:rFonts w:ascii="NanumGothic" w:cs="NanumGothic" w:eastAsia="NanumGothic" w:hAnsi="NanumGothic"/>
-                <w:sz w:val="20"/>
-                <w:szCs w:val="20"/>
-              </w:rPr>
-              <w:t xml:space="preserve"/>
-            </w:r>
-          </w:p>
-        </w:tc>
-        <w:tc>
-          <w:tcPr>
-            <w:tcW w:type="dxa" w:w="2381"/>
-            <w:tcBorders>
-              <w:top w:val="single" w:color="000000" w:sz="4"/>
-              <w:left w:val="single" w:color="000000" w:sz="4"/>
-              <w:bottom w:val="single" w:color="000000" w:sz="4"/>
-              <w:right w:val="single" w:color="000000" w:sz="4"/>
-            </w:tcBorders>
-            <w:shd w:fill="ffffff" w:color="auto" w:val="clear"/>
-            <w:tcMar>
-              <w:top w:type="dxa" w:w="170"/>
-              <w:left w:type="dxa" w:w="170"/>
-              <w:bottom w:type="dxa" w:w="170"/>
-              <w:right w:type="dxa" w:w="170"/>
-            </w:tcMar>
-            <w:vAlign w:val="center"/>
-          </w:tcPr>
-          <w:p>
-            <w:pPr>
-              <w:jc w:val="left"/>
-            </w:pPr>
-            <w:r>
-              <w:rPr>
-                <w:rFonts w:ascii="NanumGothic" w:cs="NanumGothic" w:eastAsia="NanumGothic" w:hAnsi="NanumGothic"/>
-                <w:sz w:val="20"/>
-                <w:szCs w:val="20"/>
-              </w:rPr>
-              <w:t xml:space="preserve"/>
-            </w:r>
-          </w:p>
-        </w:tc>
-        <w:tc>
-          <w:tcPr>
-            <w:tcW w:type="dxa" w:w="2834"/>
+            <w:tcW w:type="dxa" w:w="2040"/>
+            <w:tcBorders>
+              <w:top w:val="single" w:color="000000" w:sz="4"/>
+              <w:left w:val="single" w:color="000000" w:sz="4"/>
+              <w:bottom w:val="single" w:color="000000" w:sz="4"/>
+              <w:right w:val="single" w:color="000000" w:sz="4"/>
+            </w:tcBorders>
+            <w:shd w:fill="ffffff" w:color="auto" w:val="clear"/>
+            <w:tcMar>
+              <w:top w:type="dxa" w:w="170"/>
+              <w:left w:type="dxa" w:w="170"/>
+              <w:bottom w:type="dxa" w:w="170"/>
+              <w:right w:type="dxa" w:w="170"/>
+            </w:tcMar>
+            <w:vAlign w:val="center"/>
+          </w:tcPr>
+          <w:p>
+            <w:pPr>
+              <w:jc w:val="left"/>
+            </w:pPr>
+            <w:r>
+              <w:rPr>
+                <w:rFonts w:ascii="NanumGothic" w:cs="NanumGothic" w:eastAsia="NanumGothic" w:hAnsi="NanumGothic"/>
+                <w:sz w:val="20"/>
+                <w:szCs w:val="20"/>
+              </w:rPr>
+              <w:t xml:space="preserve"/>
+            </w:r>
+          </w:p>
+        </w:tc>
+        <w:tc>
+          <w:tcPr>
+            <w:tcW w:type="dxa" w:w="2040"/>
             <w:tcBorders>
               <w:top w:val="single" w:color="000000" w:sz="4"/>
               <w:left w:val="single" w:color="000000" w:sz="4"/>
@@ -1557,6 +1816,70 @@
         <w:tc>
           <w:tcPr>
             <w:tcW w:type="dxa" w:w="1927"/>
+            <w:tcBorders>
+              <w:top w:val="single" w:color="000000" w:sz="4"/>
+              <w:left w:val="single" w:color="000000" w:sz="4"/>
+              <w:bottom w:val="single" w:color="000000" w:sz="4"/>
+              <w:right w:val="single" w:color="000000" w:sz="4"/>
+            </w:tcBorders>
+            <w:shd w:fill="ffffff" w:color="auto" w:val="clear"/>
+            <w:tcMar>
+              <w:top w:type="dxa" w:w="170"/>
+              <w:left w:type="dxa" w:w="170"/>
+              <w:bottom w:type="dxa" w:w="170"/>
+              <w:right w:type="dxa" w:w="170"/>
+            </w:tcMar>
+            <w:vAlign w:val="center"/>
+          </w:tcPr>
+          <w:p>
+            <w:pPr>
+              <w:jc w:val="left"/>
+            </w:pPr>
+            <w:r>
+              <w:rPr>
+                <w:rFonts w:ascii="NanumGothic" w:cs="NanumGothic" w:eastAsia="NanumGothic" w:hAnsi="NanumGothic"/>
+                <w:sz w:val="20"/>
+                <w:szCs w:val="20"/>
+              </w:rPr>
+              <w:t xml:space="preserve"/>
+            </w:r>
+          </w:p>
+        </w:tc>
+        <w:tc>
+          <w:tcPr>
+            <w:tcW w:type="dxa" w:w="2040"/>
+            <w:tcBorders>
+              <w:top w:val="single" w:color="000000" w:sz="4"/>
+              <w:left w:val="single" w:color="000000" w:sz="4"/>
+              <w:bottom w:val="single" w:color="000000" w:sz="4"/>
+              <w:right w:val="single" w:color="000000" w:sz="4"/>
+            </w:tcBorders>
+            <w:shd w:fill="ffffff" w:color="auto" w:val="clear"/>
+            <w:tcMar>
+              <w:top w:type="dxa" w:w="170"/>
+              <w:left w:type="dxa" w:w="170"/>
+              <w:bottom w:type="dxa" w:w="170"/>
+              <w:right w:type="dxa" w:w="170"/>
+            </w:tcMar>
+            <w:vAlign w:val="center"/>
+          </w:tcPr>
+          <w:p>
+            <w:pPr>
+              <w:jc w:val="left"/>
+            </w:pPr>
+            <w:r>
+              <w:rPr>
+                <w:rFonts w:ascii="NanumGothic" w:cs="NanumGothic" w:eastAsia="NanumGothic" w:hAnsi="NanumGothic"/>
+                <w:sz w:val="20"/>
+                <w:szCs w:val="20"/>
+              </w:rPr>
+              <w:t xml:space="preserve"/>
+            </w:r>
+          </w:p>
+        </w:tc>
+        <w:tc>
+          <w:tcPr>
+            <w:tcW w:type="dxa" w:w="1587"/>
             <w:tcBorders>
               <w:top w:val="single" w:color="000000" w:sz="4"/>
               <w:left w:val="single" w:color="000000" w:sz="4"/>
@@ -1593,7 +1916,7 @@
         </w:trPr>
         <w:tc>
           <w:tcPr>
-            <w:tcW w:type="dxa" w:w="2494"/>
+            <w:tcW w:type="dxa" w:w="2040"/>
             <w:tcBorders>
               <w:top w:val="single" w:color="000000" w:sz="4"/>
               <w:left w:val="single" w:color="000000" w:sz="4"/>
@@ -1625,7 +1948,7 @@
         </w:tc>
         <w:tc>
           <w:tcPr>
-            <w:tcW w:type="dxa" w:w="2381"/>
+            <w:tcW w:type="dxa" w:w="2040"/>
             <w:tcBorders>
               <w:top w:val="single" w:color="000000" w:sz="4"/>
               <w:left w:val="single" w:color="000000" w:sz="4"/>
@@ -1657,7 +1980,7 @@
         </w:tc>
         <w:tc>
           <w:tcPr>
-            <w:tcW w:type="dxa" w:w="2834"/>
+            <w:tcW w:type="dxa" w:w="1927"/>
             <w:tcBorders>
               <w:top w:val="single" w:color="000000" w:sz="4"/>
               <w:left w:val="single" w:color="000000" w:sz="4"/>
@@ -1689,7 +2012,39 @@
         </w:tc>
         <w:tc>
           <w:tcPr>
-            <w:tcW w:type="dxa" w:w="1927"/>
+            <w:tcW w:type="dxa" w:w="2040"/>
+            <w:tcBorders>
+              <w:top w:val="single" w:color="000000" w:sz="4"/>
+              <w:left w:val="single" w:color="000000" w:sz="4"/>
+              <w:bottom w:val="single" w:color="000000" w:sz="4"/>
+              <w:right w:val="single" w:color="000000" w:sz="4"/>
+            </w:tcBorders>
+            <w:shd w:fill="F5F5F5" w:color="auto" w:val="clear"/>
+            <w:tcMar>
+              <w:top w:type="dxa" w:w="170"/>
+              <w:left w:type="dxa" w:w="170"/>
+              <w:bottom w:type="dxa" w:w="170"/>
+              <w:right w:type="dxa" w:w="170"/>
+            </w:tcMar>
+            <w:vAlign w:val="center"/>
+          </w:tcPr>
+          <w:p>
+            <w:pPr>
+              <w:jc w:val="left"/>
+            </w:pPr>
+            <w:r>
+              <w:rPr>
+                <w:rFonts w:ascii="NanumGothic" w:cs="NanumGothic" w:eastAsia="NanumGothic" w:hAnsi="NanumGothic"/>
+                <w:sz w:val="20"/>
+                <w:szCs w:val="20"/>
+              </w:rPr>
+              <w:t xml:space="preserve"/>
+            </w:r>
+          </w:p>
+        </w:tc>
+        <w:tc>
+          <w:tcPr>
+            <w:tcW w:type="dxa" w:w="1587"/>
             <w:tcBorders>
               <w:top w:val="single" w:color="000000" w:sz="4"/>
               <w:left w:val="single" w:color="000000" w:sz="4"/>
@@ -1726,71 +2081,39 @@
         </w:trPr>
         <w:tc>
           <w:tcPr>
-            <w:tcW w:type="dxa" w:w="2494"/>
-            <w:tcBorders>
-              <w:top w:val="single" w:color="000000" w:sz="4"/>
-              <w:left w:val="single" w:color="000000" w:sz="4"/>
-              <w:bottom w:val="single" w:color="000000" w:sz="4"/>
-              <w:right w:val="single" w:color="000000" w:sz="4"/>
-            </w:tcBorders>
-            <w:shd w:fill="ffffff" w:color="auto" w:val="clear"/>
-            <w:tcMar>
-              <w:top w:type="dxa" w:w="170"/>
-              <w:left w:type="dxa" w:w="170"/>
-              <w:bottom w:type="dxa" w:w="170"/>
-              <w:right w:type="dxa" w:w="170"/>
-            </w:tcMar>
-            <w:vAlign w:val="center"/>
-          </w:tcPr>
-          <w:p>
-            <w:pPr>
-              <w:jc w:val="left"/>
-            </w:pPr>
-            <w:r>
-              <w:rPr>
-                <w:rFonts w:ascii="NanumGothic" w:cs="NanumGothic" w:eastAsia="NanumGothic" w:hAnsi="NanumGothic"/>
-                <w:sz w:val="20"/>
-                <w:szCs w:val="20"/>
-              </w:rPr>
-              <w:t xml:space="preserve"/>
-            </w:r>
-          </w:p>
-        </w:tc>
-        <w:tc>
-          <w:tcPr>
-            <w:tcW w:type="dxa" w:w="2381"/>
-            <w:tcBorders>
-              <w:top w:val="single" w:color="000000" w:sz="4"/>
-              <w:left w:val="single" w:color="000000" w:sz="4"/>
-              <w:bottom w:val="single" w:color="000000" w:sz="4"/>
-              <w:right w:val="single" w:color="000000" w:sz="4"/>
-            </w:tcBorders>
-            <w:shd w:fill="ffffff" w:color="auto" w:val="clear"/>
-            <w:tcMar>
-              <w:top w:type="dxa" w:w="170"/>
-              <w:left w:type="dxa" w:w="170"/>
-              <w:bottom w:type="dxa" w:w="170"/>
-              <w:right w:type="dxa" w:w="170"/>
-            </w:tcMar>
-            <w:vAlign w:val="center"/>
-          </w:tcPr>
-          <w:p>
-            <w:pPr>
-              <w:jc w:val="left"/>
-            </w:pPr>
-            <w:r>
-              <w:rPr>
-                <w:rFonts w:ascii="NanumGothic" w:cs="NanumGothic" w:eastAsia="NanumGothic" w:hAnsi="NanumGothic"/>
-                <w:sz w:val="20"/>
-                <w:szCs w:val="20"/>
-              </w:rPr>
-              <w:t xml:space="preserve"/>
-            </w:r>
-          </w:p>
-        </w:tc>
-        <w:tc>
-          <w:tcPr>
-            <w:tcW w:type="dxa" w:w="2834"/>
+            <w:tcW w:type="dxa" w:w="2040"/>
+            <w:tcBorders>
+              <w:top w:val="single" w:color="000000" w:sz="4"/>
+              <w:left w:val="single" w:color="000000" w:sz="4"/>
+              <w:bottom w:val="single" w:color="000000" w:sz="4"/>
+              <w:right w:val="single" w:color="000000" w:sz="4"/>
+            </w:tcBorders>
+            <w:shd w:fill="ffffff" w:color="auto" w:val="clear"/>
+            <w:tcMar>
+              <w:top w:type="dxa" w:w="170"/>
+              <w:left w:type="dxa" w:w="170"/>
+              <w:bottom w:type="dxa" w:w="170"/>
+              <w:right w:type="dxa" w:w="170"/>
+            </w:tcMar>
+            <w:vAlign w:val="center"/>
+          </w:tcPr>
+          <w:p>
+            <w:pPr>
+              <w:jc w:val="left"/>
+            </w:pPr>
+            <w:r>
+              <w:rPr>
+                <w:rFonts w:ascii="NanumGothic" w:cs="NanumGothic" w:eastAsia="NanumGothic" w:hAnsi="NanumGothic"/>
+                <w:sz w:val="20"/>
+                <w:szCs w:val="20"/>
+              </w:rPr>
+              <w:t xml:space="preserve"/>
+            </w:r>
+          </w:p>
+        </w:tc>
+        <w:tc>
+          <w:tcPr>
+            <w:tcW w:type="dxa" w:w="2040"/>
             <w:tcBorders>
               <w:top w:val="single" w:color="000000" w:sz="4"/>
               <w:left w:val="single" w:color="000000" w:sz="4"/>
@@ -1823,6 +2146,70 @@
         <w:tc>
           <w:tcPr>
             <w:tcW w:type="dxa" w:w="1927"/>
+            <w:tcBorders>
+              <w:top w:val="single" w:color="000000" w:sz="4"/>
+              <w:left w:val="single" w:color="000000" w:sz="4"/>
+              <w:bottom w:val="single" w:color="000000" w:sz="4"/>
+              <w:right w:val="single" w:color="000000" w:sz="4"/>
+            </w:tcBorders>
+            <w:shd w:fill="ffffff" w:color="auto" w:val="clear"/>
+            <w:tcMar>
+              <w:top w:type="dxa" w:w="170"/>
+              <w:left w:type="dxa" w:w="170"/>
+              <w:bottom w:type="dxa" w:w="170"/>
+              <w:right w:type="dxa" w:w="170"/>
+            </w:tcMar>
+            <w:vAlign w:val="center"/>
+          </w:tcPr>
+          <w:p>
+            <w:pPr>
+              <w:jc w:val="left"/>
+            </w:pPr>
+            <w:r>
+              <w:rPr>
+                <w:rFonts w:ascii="NanumGothic" w:cs="NanumGothic" w:eastAsia="NanumGothic" w:hAnsi="NanumGothic"/>
+                <w:sz w:val="20"/>
+                <w:szCs w:val="20"/>
+              </w:rPr>
+              <w:t xml:space="preserve"/>
+            </w:r>
+          </w:p>
+        </w:tc>
+        <w:tc>
+          <w:tcPr>
+            <w:tcW w:type="dxa" w:w="2040"/>
+            <w:tcBorders>
+              <w:top w:val="single" w:color="000000" w:sz="4"/>
+              <w:left w:val="single" w:color="000000" w:sz="4"/>
+              <w:bottom w:val="single" w:color="000000" w:sz="4"/>
+              <w:right w:val="single" w:color="000000" w:sz="4"/>
+            </w:tcBorders>
+            <w:shd w:fill="ffffff" w:color="auto" w:val="clear"/>
+            <w:tcMar>
+              <w:top w:type="dxa" w:w="170"/>
+              <w:left w:type="dxa" w:w="170"/>
+              <w:bottom w:type="dxa" w:w="170"/>
+              <w:right w:type="dxa" w:w="170"/>
+            </w:tcMar>
+            <w:vAlign w:val="center"/>
+          </w:tcPr>
+          <w:p>
+            <w:pPr>
+              <w:jc w:val="left"/>
+            </w:pPr>
+            <w:r>
+              <w:rPr>
+                <w:rFonts w:ascii="NanumGothic" w:cs="NanumGothic" w:eastAsia="NanumGothic" w:hAnsi="NanumGothic"/>
+                <w:sz w:val="20"/>
+                <w:szCs w:val="20"/>
+              </w:rPr>
+              <w:t xml:space="preserve"/>
+            </w:r>
+          </w:p>
+        </w:tc>
+        <w:tc>
+          <w:tcPr>
+            <w:tcW w:type="dxa" w:w="1587"/>
             <w:tcBorders>
               <w:top w:val="single" w:color="000000" w:sz="4"/>
               <w:left w:val="single" w:color="000000" w:sz="4"/>
@@ -1859,7 +2246,7 @@
         </w:trPr>
         <w:tc>
           <w:tcPr>
-            <w:tcW w:type="dxa" w:w="2494"/>
+            <w:tcW w:type="dxa" w:w="2040"/>
             <w:tcBorders>
               <w:top w:val="single" w:color="000000" w:sz="4"/>
               <w:left w:val="single" w:color="000000" w:sz="4"/>
@@ -1891,7 +2278,7 @@
         </w:tc>
         <w:tc>
           <w:tcPr>
-            <w:tcW w:type="dxa" w:w="2381"/>
+            <w:tcW w:type="dxa" w:w="2040"/>
             <w:tcBorders>
               <w:top w:val="single" w:color="000000" w:sz="4"/>
               <w:left w:val="single" w:color="000000" w:sz="4"/>
@@ -1923,7 +2310,7 @@
         </w:tc>
         <w:tc>
           <w:tcPr>
-            <w:tcW w:type="dxa" w:w="2834"/>
+            <w:tcW w:type="dxa" w:w="1927"/>
             <w:tcBorders>
               <w:top w:val="single" w:color="000000" w:sz="4"/>
               <w:left w:val="single" w:color="000000" w:sz="4"/>
@@ -1955,7 +2342,39 @@
         </w:tc>
         <w:tc>
           <w:tcPr>
-            <w:tcW w:type="dxa" w:w="1927"/>
+            <w:tcW w:type="dxa" w:w="2040"/>
+            <w:tcBorders>
+              <w:top w:val="single" w:color="000000" w:sz="4"/>
+              <w:left w:val="single" w:color="000000" w:sz="4"/>
+              <w:bottom w:val="single" w:color="000000" w:sz="4"/>
+              <w:right w:val="single" w:color="000000" w:sz="4"/>
+            </w:tcBorders>
+            <w:shd w:fill="F5F5F5" w:color="auto" w:val="clear"/>
+            <w:tcMar>
+              <w:top w:type="dxa" w:w="170"/>
+              <w:left w:type="dxa" w:w="170"/>
+              <w:bottom w:type="dxa" w:w="170"/>
+              <w:right w:type="dxa" w:w="170"/>
+            </w:tcMar>
+            <w:vAlign w:val="center"/>
+          </w:tcPr>
+          <w:p>
+            <w:pPr>
+              <w:jc w:val="left"/>
+            </w:pPr>
+            <w:r>
+              <w:rPr>
+                <w:rFonts w:ascii="NanumGothic" w:cs="NanumGothic" w:eastAsia="NanumGothic" w:hAnsi="NanumGothic"/>
+                <w:sz w:val="20"/>
+                <w:szCs w:val="20"/>
+              </w:rPr>
+              <w:t xml:space="preserve"/>
+            </w:r>
+          </w:p>
+        </w:tc>
+        <w:tc>
+          <w:tcPr>
+            <w:tcW w:type="dxa" w:w="1587"/>
             <w:tcBorders>
               <w:top w:val="single" w:color="000000" w:sz="4"/>
               <w:left w:val="single" w:color="000000" w:sz="4"/>
